--- a/plantillas_maestras/12_seguro_transporte_y_carga/negativa_cobertura/2_o_mas_ddos_varios/varios/TPL_2908_2025_SEGURO_TRANSPORTE_Y_CARGA_NEGATIVA_COBERTURA_ASEGURADORA_VARIOS_R430.docx
+++ b/plantillas_maestras/12_seguro_transporte_y_carga/negativa_cobertura/2_o_mas_ddos_varios/varios/TPL_2908_2025_SEGURO_TRANSPORTE_Y_CARGA_NEGATIVA_COBERTURA_ASEGURADORA_VARIOS_R430.docx
@@ -23,7 +23,7 @@
           <w:b/>
           <w:color w:val="auto"/>
         </w:rPr>
-        <w:t>RESOLUCIÓN N°</w:t>
+        <w:t>RESOLUCIÓN </w:t>
       </w:r>
       <w:r>
         <w:rPr>
@@ -97,7 +97,7 @@
           <w:b/>
           <w:color w:val="auto"/>
         </w:rPr>
-        <w:t>EXPEDIENTE N°</w:t>
+        <w:t>EXPEDIENTE </w:t>
       </w:r>
       <w:r>
         <w:rPr>
@@ -374,7 +374,7 @@
           <w:color w:val="auto"/>
         </w:rPr>
         <w:tab/>
-        <w:t xml:space="preserve">      </w:t>
+        <w:t xml:space="preserve"> </w:t>
       </w:r>
       <w:r>
         <w:rPr>
@@ -669,7 +669,7 @@
           <w:rFonts w:ascii="Arial Narrow" w:hAnsi="Arial Narrow"/>
           <w:color w:val="auto"/>
         </w:rPr>
-        <w:t>por presuntas infracciones a la Ley N° 29571, Código de Protección y Defensa del Consumidor (en adelante, Código)</w:t>
+        <w:t>por presuntas infracciones a la Ley 29571, Código de Protección y Defensa del Consumidor (en adelante, Código)</w:t>
       </w:r>
       <w:r>
         <w:rPr>
@@ -793,7 +793,7 @@
         <w:rPr>
           <w:rFonts w:ascii="Arial Narrow" w:hAnsi="Arial Narrow"/>
         </w:rPr>
-        <w:t>Nº</w:t>
+        <w:t/>
       </w:r>
       <w:proofErr w:type="spellEnd"/>
       <w:r>
@@ -964,7 +964,7 @@
         <w:rPr>
           <w:rFonts w:ascii="Arial Narrow" w:hAnsi="Arial Narrow"/>
         </w:rPr>
-        <w:t>Por Resolución N° 1 del</w:t>
+        <w:t>Por Resolución 1 del</w:t>
       </w:r>
       <w:r>
         <w:rPr>
@@ -988,7 +988,7 @@
         <w:rPr>
           <w:rFonts w:ascii="Arial Narrow" w:hAnsi="Arial Narrow"/>
         </w:rPr>
-        <w:t xml:space="preserve"> Técnica de la Comisión de Protección al Consumidor N°1 (en adelante, Secretaría Técnica), requirió</w:t>
+        <w:t xml:space="preserve"> Técnica de la Comisión de Protección al Consumidor 1 (en adelante, Secretaría Técnica), requirió</w:t>
       </w:r>
       <w:r>
         <w:rPr>
@@ -1068,7 +1068,7 @@
           <w:rFonts w:ascii="Arial Narrow" w:eastAsia="Times New Roman" w:hAnsi="Arial Narrow"/>
           <w:color w:val="000000" w:themeColor="text1"/>
         </w:rPr>
-        <w:t xml:space="preserve">vez que el titular de la Póliza N° </w:t>
+        <w:t xml:space="preserve">vez que el titular de la Póliza </w:t>
       </w:r>
       <w:r>
         <w:rPr>
@@ -1274,7 +1274,7 @@
         <w:rPr>
           <w:rFonts w:ascii="Arial Narrow" w:hAnsi="Arial Narrow"/>
         </w:rPr>
-        <w:t>Nº</w:t>
+        <w:t/>
       </w:r>
       <w:proofErr w:type="spellEnd"/>
       <w:r>
@@ -1311,7 +1311,7 @@
         <w:rPr>
           <w:rFonts w:ascii="Arial Narrow" w:hAnsi="Arial Narrow"/>
         </w:rPr>
-        <w:t>de Protección al Consumidor N° 1 (en adelante, la Secretaría Técnica</w:t>
+        <w:t>de Protección al Consumidor 1 (en adelante, la Secretaría Técnica</w:t>
       </w:r>
       <w:r>
         <w:rPr>
@@ -1474,7 +1474,7 @@
         <w:rPr>
           <w:rFonts w:ascii="Arial Narrow" w:hAnsi="Arial Narrow"/>
         </w:rPr>
-        <w:t>El numeral 2.1 del artículo 2° de la Directiva N° 001-2008-TRI-INDECOPI</w:t>
+        <w:t>El numeral 2.1 del artículo 2 de la Directiva 001-2008-TRI-INDECOPI</w:t>
       </w:r>
       <w:r>
         <w:rPr>
@@ -1493,7 +1493,7 @@
         <w:rPr>
           <w:rFonts w:ascii="Arial Narrow" w:hAnsi="Arial Narrow"/>
         </w:rPr>
-        <w:t>Nº</w:t>
+        <w:t/>
       </w:r>
       <w:proofErr w:type="spellEnd"/>
       <w:r>
@@ -1566,7 +1566,7 @@
         <w:rPr>
           <w:rFonts w:ascii="Arial Narrow" w:hAnsi="Arial Narrow"/>
         </w:rPr>
-        <w:t>Asimismo, el literal d) del numeral 2.1 del artículo 2° de la Directiva señala que podrá ser confidencial la información declarada como reservada por ley, tales como la información proveniente de los datos personales, de terceras personas ajenas al procedimiento; y, la protegida por la regulación del secreto bancario, tributario, comercial, industrial, empresarial, tecnológico y bursátil.</w:t>
+        <w:t>Asimismo, el literal d) del numeral 2.1 del artículo 2 de la Directiva señala que podrá ser confidencial la información declarada como reservada por ley, tales como la información proveniente de los datos personales, de terceras personas ajenas al procedimiento; y, la protegida por la regulación del secreto bancario, tributario, comercial, industrial, empresarial, tecnológico y bursátil.</w:t>
       </w:r>
     </w:p>
     <w:p>
@@ -2142,7 +2142,7 @@
           <w:rStyle w:val="normaltextrun"/>
           <w:rFonts w:ascii="Arial Narrow" w:hAnsi="Arial Narrow"/>
         </w:rPr>
-        <w:t xml:space="preserve">, el numeral 2.1 del artículo 2° de la Directiva N° 001-2008/TRI-INDECOPI señala que será confidencial de pleno derecho la información declarada como reservada por ley. </w:t>
+        <w:t xml:space="preserve">, el numeral 2.1 del artículo 2 de la Directiva 001-2008/TRI-INDECOPI señala que será confidencial de pleno derecho la información declarada como reservada por ley. </w:t>
       </w:r>
     </w:p>
     <w:p>
@@ -2176,7 +2176,7 @@
           <w:rStyle w:val="normaltextrun"/>
           <w:rFonts w:ascii="Arial Narrow" w:hAnsi="Arial Narrow"/>
         </w:rPr>
-        <w:t>Por otro lado, el artículo 85° del Texto Único Ordenado del Código Tributario (en adelante, el Código Tributario), aprobado mediante Decreto Supremo N° 133-2013-EF establece expresamente que la información sobre la cuantía, las fuentes de las rentas, los gastos, la base imponible o cualesquiera otros datos relativos a ellos, tiene carácter reservado.</w:t>
+        <w:t>Por otro lado, el artículo 85 del Texto Único Ordenado del Código Tributario (en adelante, el Código Tributario), aprobado mediante Decreto Supremo 133-2013-EF establece expresamente que la información sobre la cuantía, las fuentes de las rentas, los gastos, la base imponible o cualesquiera otros datos relativos a ellos, tiene carácter reservado.</w:t>
       </w:r>
       <w:r>
         <w:rPr>
@@ -2358,7 +2358,7 @@
           <w:rStyle w:val="normaltextrun"/>
           <w:rFonts w:ascii="Arial Narrow" w:hAnsi="Arial Narrow"/>
         </w:rPr>
-        <w:t xml:space="preserve"> considera que la referida información posee carácter reservado, en tanto revela la cuantía de las ventas de Fondos; por lo que corresponde declarar la confidencialidad, en atención a lo dispuesto en el artículo 85° del Código Tributario.</w:t>
+        <w:t xml:space="preserve"> considera que la referida información posee carácter reservado, en tanto revela la cuantía de las ventas de Fondos; por lo que corresponde declarar la confidencialidad, en atención a lo dispuesto en el artículo 85 del Código Tributario.</w:t>
       </w:r>
     </w:p>
     <w:p>
@@ -2391,7 +2391,7 @@
           <w:rFonts w:ascii="Arial Narrow" w:hAnsi="Arial Narrow"/>
           <w:color w:val="auto"/>
         </w:rPr>
-        <w:t xml:space="preserve">En consecuencia, conforme a lo dispuesto en el artículo 85° del Código Tributario, la Secretaría Técnica considera que corresponde declarar la confidencialidad de la información contenida en las copias de las declaraciones juradas mensuales (PDT-IGV Renta mensual) del Impuesto General a las Ventas (IGV) e Impuesto a la Renta (IR) </w:t>
+        <w:t xml:space="preserve">En consecuencia, conforme a lo dispuesto en el artículo 85 del Código Tributario, la Secretaría Técnica considera que corresponde declarar la confidencialidad de la información contenida en las copias de las declaraciones juradas mensuales (PDT-IGV Renta mensual) del Impuesto General a las Ventas (IGV) e Impuesto a la Renta (IR) </w:t>
       </w:r>
       <w:r>
         <w:rPr>
@@ -2440,7 +2440,7 @@
         <w:rPr>
           <w:rFonts w:ascii="Arial Narrow" w:hAnsi="Arial Narrow"/>
         </w:rPr>
-        <w:t xml:space="preserve">obra en el documento N°  3 denominado “DJA 2024 - 20100190100 (2).PDF” y el documento N°  4 denominado </w:t>
+        <w:t xml:space="preserve">obra en el documento 3 denominado “DJA 2024 - 20100190100 (2).PDF” y el documento 4 denominado </w:t>
       </w:r>
       <w:r>
         <w:rPr>
@@ -2454,7 +2454,7 @@
         <w:rPr>
           <w:rFonts w:ascii="Arial Narrow" w:hAnsi="Arial Narrow"/>
         </w:rPr>
-        <w:t>Nº</w:t>
+        <w:t/>
       </w:r>
       <w:proofErr w:type="spellEnd"/>
       <w:r>
@@ -2750,7 +2750,7 @@
         <w:rPr>
           <w:rFonts w:ascii="Arial Narrow" w:hAnsi="Arial Narrow"/>
         </w:rPr>
-        <w:t xml:space="preserve">obra en el documento N°  </w:t>
+        <w:t xml:space="preserve">obra en el documento </w:t>
       </w:r>
       <w:r>
         <w:rPr>
@@ -2792,7 +2792,7 @@
         <w:rPr>
           <w:rFonts w:ascii="Arial Narrow" w:hAnsi="Arial Narrow"/>
         </w:rPr>
-        <w:t xml:space="preserve">el documento N°  </w:t>
+        <w:t xml:space="preserve">el documento </w:t>
       </w:r>
       <w:r>
         <w:rPr>
@@ -2823,7 +2823,7 @@
         <w:rPr>
           <w:rFonts w:ascii="Arial Narrow" w:hAnsi="Arial Narrow"/>
         </w:rPr>
-        <w:t>Nº</w:t>
+        <w:t/>
       </w:r>
       <w:proofErr w:type="spellEnd"/>
       <w:r>
@@ -3087,7 +3087,7 @@
           <w:bCs/>
           <w:color w:val="000000" w:themeColor="text1"/>
         </w:rPr>
-        <w:t> Protección al Consumidor N° 1</w:t>
+        <w:t> Protección al Consumidor 1</w:t>
       </w:r>
     </w:p>
     <w:p>
@@ -3459,7 +3459,7 @@
           <w:sz w:val="14"/>
           <w:szCs w:val="14"/>
         </w:rPr>
-        <w:t xml:space="preserve">          </w:t>
+        <w:t xml:space="preserve"> </w:t>
       </w:r>
       <w:r>
         <w:rPr>
@@ -3475,7 +3475,7 @@
           <w:sz w:val="14"/>
           <w:szCs w:val="14"/>
         </w:rPr>
-        <w:t>Publicado el 2 de setiembre de 2010 en el Diario Oficial El Peruano, vigente desde el 2 de octubre de 2010 y modificado por Decreto Legislativo N° 1308.</w:t>
+        <w:t>Publicado el 2 de setiembre de 2010 en el Diario Oficial El Peruano, vigente desde el 2 de octubre de 2010 y modificado por Decreto Legislativo 1308.</w:t>
       </w:r>
     </w:p>
   </w:footnote>
@@ -3542,7 +3542,7 @@
           <w:sz w:val="14"/>
           <w:szCs w:val="14"/>
         </w:rPr>
-        <w:t>Nº</w:t>
+        <w:t/>
       </w:r>
       <w:proofErr w:type="spellEnd"/>
       <w:r>
@@ -3562,7 +3562,7 @@
           <w:sz w:val="14"/>
           <w:szCs w:val="14"/>
         </w:rPr>
-        <w:t>Nº</w:t>
+        <w:t/>
       </w:r>
       <w:proofErr w:type="spellEnd"/>
       <w:r>
@@ -4391,7 +4391,7 @@
           <w:sz w:val="14"/>
           <w:szCs w:val="14"/>
         </w:rPr>
-        <w:t>Nº</w:t>
+        <w:t/>
       </w:r>
       <w:proofErr w:type="spellEnd"/>
       <w:r>
@@ -4411,7 +4411,7 @@
           <w:sz w:val="14"/>
           <w:szCs w:val="14"/>
         </w:rPr>
-        <w:t>Nº</w:t>
+        <w:t/>
       </w:r>
       <w:proofErr w:type="spellEnd"/>
       <w:r>
@@ -4571,7 +4571,7 @@
           <w:sz w:val="14"/>
           <w:szCs w:val="14"/>
         </w:rPr>
-        <w:t>TEXTO ÚNICO ORDENADO DEL CÓDIGO TRIBUTARIO, aprobado por DECRETO SUPREMO N° 133-2013-EF y publicado el 22 de junio de 2013</w:t>
+        <w:t>TEXTO ÚNICO ORDENADO DEL CÓDIGO TRIBUTARIO, aprobado por DECRETO SUPREMO 133-2013-EF y publicado el 22 de junio de 2013</w:t>
       </w:r>
     </w:p>
     <w:p>
@@ -4678,7 +4678,7 @@
           <w:sz w:val="14"/>
           <w:szCs w:val="14"/>
         </w:rPr>
-        <w:t>DIRECTIVA N° 001-2008-TRI-INDECOPI, DIRECTIVA SOBRE CONFIDENCIALIDAD DE LA INFORMACIÓN EN LOS PROCEDIMIENTOS SEGUIDOS POR LOS ÓRGANOS FUNCIONALES DEL INDECOPI, modificada por la DIRECTIVA N° 003-2022/TRI-INDECOPI</w:t>
+        <w:t>DIRECTIVA 001-2008-TRI-INDECOPI, DIRECTIVA SOBRE CONFIDENCIALIDAD DE LA INFORMACIÓN EN LOS PROCEDIMIENTOS SEGUIDOS POR LOS ÓRGANOS FUNCIONALES DEL INDECOPI, modificada por la DIRECTIVA 003-2022/TRI-INDECOPI</w:t>
       </w:r>
     </w:p>
     <w:p>
@@ -4938,7 +4938,7 @@
               <w:sz w:val="16"/>
               <w:szCs w:val="16"/>
             </w:rPr>
-            <w:t xml:space="preserve">SECRETARIA TÉCNICA DE LA    </w:t>
+            <w:t xml:space="preserve">SECRETARIA TÉCNICA DE LA </w:t>
           </w:r>
         </w:p>
         <w:p>

--- a/plantillas_maestras/12_seguro_transporte_y_carga/negativa_cobertura/2_o_mas_ddos_varios/varios/TPL_2908_2025_SEGURO_TRANSPORTE_Y_CARGA_NEGATIVA_COBERTURA_ASEGURADORA_VARIOS_R430.docx
+++ b/plantillas_maestras/12_seguro_transporte_y_carga/negativa_cobertura/2_o_mas_ddos_varios/varios/TPL_2908_2025_SEGURO_TRANSPORTE_Y_CARGA_NEGATIVA_COBERTURA_ASEGURADORA_VARIOS_R430.docx
@@ -157,7 +157,7 @@
           <w:b/>
           <w:color w:val="auto"/>
         </w:rPr>
-        <w:t>DENUNCIANTE</w:t>
+        <w:t xml:space="preserve">DENUNCIANTE: [DENUNCIANTE] ([APELLIDO])</w:t>
       </w:r>
       <w:r>
         <w:rPr>
@@ -181,7 +181,7 @@
           <w:b/>
           <w:color w:val="auto"/>
         </w:rPr>
-        <w:t>:</w:t>
+        <w:t/>
       </w:r>
       <w:r>
         <w:rPr>
@@ -189,7 +189,7 @@
           <w:b/>
           <w:color w:val="auto"/>
         </w:rPr>
-        <w:t xml:space="preserve"> </w:t>
+        <w:t xml:space="preserve"/>
       </w:r>
       <w:r>
         <w:rPr>
@@ -205,7 +205,7 @@
           <w:b/>
           <w:color w:val="auto"/>
         </w:rPr>
-        <w:t xml:space="preserve">LÁPICES Y CONEXOS S.A. LAYCONSA </w:t>
+        <w:t xml:space="preserve"/>
       </w:r>
       <w:r>
         <w:rPr>
@@ -213,7 +213,7 @@
           <w:b/>
           <w:color w:val="auto"/>
         </w:rPr>
-        <w:t>(</w:t>
+        <w:t/>
       </w:r>
       <w:r>
         <w:rPr>
@@ -221,7 +221,7 @@
           <w:b/>
           <w:color w:val="auto"/>
         </w:rPr>
-        <w:t>LAYCONSA</w:t>
+        <w:t/>
       </w:r>
       <w:r>
         <w:rPr>
@@ -229,7 +229,7 @@
           <w:b/>
           <w:color w:val="auto"/>
         </w:rPr>
-        <w:t>)</w:t>
+        <w:t/>
       </w:r>
     </w:p>
     <w:p>
@@ -533,91 +533,91 @@
           <w:rFonts w:ascii="Arial Narrow" w:hAnsi="Arial Narrow"/>
           <w:color w:val="auto"/>
         </w:rPr>
-        <w:t xml:space="preserve">Mediante escrito </w:t>
-      </w:r>
-      <w:r>
-        <w:rPr>
-          <w:rFonts w:ascii="Arial Narrow" w:hAnsi="Arial Narrow"/>
-          <w:color w:val="auto"/>
-        </w:rPr>
-        <w:t>del</w:t>
-      </w:r>
-      <w:r>
-        <w:rPr>
-          <w:rFonts w:ascii="Arial Narrow" w:hAnsi="Arial Narrow"/>
-          <w:color w:val="auto"/>
-        </w:rPr>
-        <w:t xml:space="preserve"> </w:t>
-      </w:r>
-      <w:r>
-        <w:rPr>
-          <w:rFonts w:ascii="Arial Narrow" w:hAnsi="Arial Narrow"/>
-          <w:color w:val="auto"/>
-        </w:rPr>
-        <w:t>10 de noviembre de 2025</w:t>
-      </w:r>
-      <w:r>
-        <w:rPr>
-          <w:rFonts w:ascii="Arial Narrow" w:hAnsi="Arial Narrow"/>
-          <w:color w:val="auto"/>
-        </w:rPr>
-        <w:t>,</w:t>
-      </w:r>
-      <w:r>
-        <w:rPr>
-          <w:rFonts w:ascii="Arial Narrow" w:hAnsi="Arial Narrow"/>
-          <w:color w:val="auto"/>
-        </w:rPr>
-        <w:t xml:space="preserve"> subsanado </w:t>
-      </w:r>
-      <w:r>
-        <w:rPr>
-          <w:rFonts w:ascii="Arial Narrow" w:hAnsi="Arial Narrow"/>
-          <w:color w:val="auto"/>
-        </w:rPr>
-        <w:t xml:space="preserve">mediante </w:t>
-      </w:r>
-      <w:r>
-        <w:rPr>
-          <w:rFonts w:ascii="Arial Narrow" w:hAnsi="Arial Narrow"/>
-          <w:color w:val="auto"/>
-        </w:rPr>
-        <w:t xml:space="preserve">el </w:t>
-      </w:r>
-      <w:r>
-        <w:rPr>
-          <w:rFonts w:ascii="Arial Narrow" w:hAnsi="Arial Narrow"/>
-          <w:color w:val="auto"/>
-        </w:rPr>
-        <w:t xml:space="preserve">escrito </w:t>
-      </w:r>
-      <w:r>
-        <w:rPr>
-          <w:rFonts w:ascii="Arial Narrow" w:hAnsi="Arial Narrow"/>
-          <w:color w:val="auto"/>
-        </w:rPr>
-        <w:t xml:space="preserve">del </w:t>
-      </w:r>
-      <w:r>
-        <w:rPr>
-          <w:rFonts w:ascii="Arial Narrow" w:hAnsi="Arial Narrow"/>
-          <w:color w:val="auto"/>
-        </w:rPr>
-        <w:t>10 de diciembre de 2025</w:t>
-      </w:r>
-      <w:r>
-        <w:rPr>
-          <w:rFonts w:ascii="Arial Narrow" w:hAnsi="Arial Narrow"/>
-          <w:color w:val="auto"/>
-        </w:rPr>
-        <w:t>,</w:t>
-      </w:r>
-      <w:r>
-        <w:rPr>
-          <w:rFonts w:ascii="Arial Narrow" w:hAnsi="Arial Narrow"/>
-          <w:color w:val="auto"/>
-        </w:rPr>
-        <w:t xml:space="preserve"> </w:t>
+        <w:t xml:space="preserve">Mediante escrito del 10 de noviembre de 2025, subsanado mediante el escrito del 10 de diciembre de 2025, [APELLIDO] denunció a Mapfre por presuntas infracciones a la Ley 29571, Código de Protección y Defensa del Consumidor (en adelante, Código).</w:t>
+      </w:r>
+      <w:r>
+        <w:rPr>
+          <w:rFonts w:ascii="Arial Narrow" w:hAnsi="Arial Narrow"/>
+          <w:color w:val="auto"/>
+        </w:rPr>
+        <w:t/>
+      </w:r>
+      <w:r>
+        <w:rPr>
+          <w:rFonts w:ascii="Arial Narrow" w:hAnsi="Arial Narrow"/>
+          <w:color w:val="auto"/>
+        </w:rPr>
+        <w:t xml:space="preserve"/>
+      </w:r>
+      <w:r>
+        <w:rPr>
+          <w:rFonts w:ascii="Arial Narrow" w:hAnsi="Arial Narrow"/>
+          <w:color w:val="auto"/>
+        </w:rPr>
+        <w:t/>
+      </w:r>
+      <w:r>
+        <w:rPr>
+          <w:rFonts w:ascii="Arial Narrow" w:hAnsi="Arial Narrow"/>
+          <w:color w:val="auto"/>
+        </w:rPr>
+        <w:t/>
+      </w:r>
+      <w:r>
+        <w:rPr>
+          <w:rFonts w:ascii="Arial Narrow" w:hAnsi="Arial Narrow"/>
+          <w:color w:val="auto"/>
+        </w:rPr>
+        <w:t xml:space="preserve"/>
+      </w:r>
+      <w:r>
+        <w:rPr>
+          <w:rFonts w:ascii="Arial Narrow" w:hAnsi="Arial Narrow"/>
+          <w:color w:val="auto"/>
+        </w:rPr>
+        <w:t xml:space="preserve"/>
+      </w:r>
+      <w:r>
+        <w:rPr>
+          <w:rFonts w:ascii="Arial Narrow" w:hAnsi="Arial Narrow"/>
+          <w:color w:val="auto"/>
+        </w:rPr>
+        <w:t xml:space="preserve"/>
+      </w:r>
+      <w:r>
+        <w:rPr>
+          <w:rFonts w:ascii="Arial Narrow" w:hAnsi="Arial Narrow"/>
+          <w:color w:val="auto"/>
+        </w:rPr>
+        <w:t xml:space="preserve"/>
+      </w:r>
+      <w:r>
+        <w:rPr>
+          <w:rFonts w:ascii="Arial Narrow" w:hAnsi="Arial Narrow"/>
+          <w:color w:val="auto"/>
+        </w:rPr>
+        <w:t xml:space="preserve"/>
+      </w:r>
+      <w:r>
+        <w:rPr>
+          <w:rFonts w:ascii="Arial Narrow" w:hAnsi="Arial Narrow"/>
+          <w:color w:val="auto"/>
+        </w:rPr>
+        <w:t/>
+      </w:r>
+      <w:r>
+        <w:rPr>
+          <w:rFonts w:ascii="Arial Narrow" w:hAnsi="Arial Narrow"/>
+          <w:color w:val="auto"/>
+        </w:rPr>
+        <w:t/>
+      </w:r>
+      <w:r>
+        <w:rPr>
+          <w:rFonts w:ascii="Arial Narrow" w:hAnsi="Arial Narrow"/>
+          <w:color w:val="auto"/>
+        </w:rPr>
+        <w:t xml:space="preserve"/>
       </w:r>
       <w:proofErr w:type="spellStart"/>
       <w:r>
@@ -625,7 +625,7 @@
           <w:rFonts w:ascii="Arial Narrow" w:hAnsi="Arial Narrow"/>
           <w:color w:val="auto"/>
         </w:rPr>
-        <w:t>Layconsa</w:t>
+        <w:t/>
       </w:r>
       <w:proofErr w:type="spellEnd"/>
       <w:r>
@@ -641,35 +641,35 @@
           <w:rFonts w:ascii="Arial Narrow" w:hAnsi="Arial Narrow"/>
           <w:color w:val="auto"/>
         </w:rPr>
-        <w:t xml:space="preserve"> </w:t>
-      </w:r>
-      <w:r>
-        <w:rPr>
-          <w:rFonts w:ascii="Arial Narrow" w:hAnsi="Arial Narrow"/>
-          <w:color w:val="auto"/>
-        </w:rPr>
-        <w:t xml:space="preserve">denunció </w:t>
-      </w:r>
-      <w:r>
-        <w:rPr>
-          <w:rFonts w:ascii="Arial Narrow" w:hAnsi="Arial Narrow"/>
-          <w:color w:val="auto"/>
-        </w:rPr>
-        <w:t xml:space="preserve">a </w:t>
-      </w:r>
-      <w:r>
-        <w:rPr>
-          <w:rFonts w:ascii="Arial Narrow" w:hAnsi="Arial Narrow"/>
-          <w:color w:val="auto"/>
-        </w:rPr>
-        <w:t xml:space="preserve">Mapfre </w:t>
-      </w:r>
-      <w:r>
-        <w:rPr>
-          <w:rFonts w:ascii="Arial Narrow" w:hAnsi="Arial Narrow"/>
-          <w:color w:val="auto"/>
-        </w:rPr>
-        <w:t>por presuntas infracciones a la Ley 29571, Código de Protección y Defensa del Consumidor (en adelante, Código)</w:t>
+        <w:t xml:space="preserve"/>
+      </w:r>
+      <w:r>
+        <w:rPr>
+          <w:rFonts w:ascii="Arial Narrow" w:hAnsi="Arial Narrow"/>
+          <w:color w:val="auto"/>
+        </w:rPr>
+        <w:t xml:space="preserve"/>
+      </w:r>
+      <w:r>
+        <w:rPr>
+          <w:rFonts w:ascii="Arial Narrow" w:hAnsi="Arial Narrow"/>
+          <w:color w:val="auto"/>
+        </w:rPr>
+        <w:t xml:space="preserve"/>
+      </w:r>
+      <w:r>
+        <w:rPr>
+          <w:rFonts w:ascii="Arial Narrow" w:hAnsi="Arial Narrow"/>
+          <w:color w:val="auto"/>
+        </w:rPr>
+        <w:t xml:space="preserve"/>
+      </w:r>
+      <w:r>
+        <w:rPr>
+          <w:rFonts w:ascii="Arial Narrow" w:hAnsi="Arial Narrow"/>
+          <w:color w:val="auto"/>
+        </w:rPr>
+        <w:t/>
       </w:r>
       <w:r>
         <w:rPr>
@@ -684,7 +684,7 @@
           <w:rFonts w:ascii="Arial Narrow" w:hAnsi="Arial Narrow"/>
           <w:color w:val="auto"/>
         </w:rPr>
-        <w:t>.</w:t>
+        <w:t/>
       </w:r>
     </w:p>
     <w:p>
@@ -722,71 +722,71 @@
           <w:rFonts w:ascii="Arial Narrow" w:hAnsi="Arial Narrow"/>
           <w:color w:val="auto"/>
         </w:rPr>
-        <w:t>Layconsa</w:t>
+        <w:t xml:space="preserve">[APELLIDO] solicitó, en calidad de medida correctiva, que Mapfre cumpla con: (i) otorgar la cobertura de la Póliza  2502330000017, la cual incluye la cobertura de la Cláusula del Instituto para Cargamentos (A), más la Cobertura de Robo por Asalto, contratada de acuerdo con los términos establecidos en la póliza y se le otorgue la suma de US$ 68 787,93 a raíz del robo por asalto perpetrado por banda criminal; siniestro de fecha 13 junio 2024; y, (ii) realizar el apercibimiento a su personal de siniestros, sobre el respeto a los derechos de los Consumidores establecidos en el Código de Protección y Defensa al Consumidor, Ley N 29719 y su Reglamento. Asimismo, requirió el reembolso de costos y costas del presente procedimiento.</w:t>
       </w:r>
       <w:proofErr w:type="spellEnd"/>
       <w:r>
         <w:rPr>
           <w:rFonts w:ascii="Arial Narrow" w:hAnsi="Arial Narrow"/>
         </w:rPr>
-        <w:t xml:space="preserve"> </w:t>
-      </w:r>
-      <w:r>
-        <w:rPr>
-          <w:rFonts w:ascii="Arial Narrow" w:hAnsi="Arial Narrow"/>
-        </w:rPr>
-        <w:t xml:space="preserve">solicitó, en calidad </w:t>
+        <w:t xml:space="preserve"/>
+      </w:r>
+      <w:r>
+        <w:rPr>
+          <w:rFonts w:ascii="Arial Narrow" w:hAnsi="Arial Narrow"/>
+        </w:rPr>
+        <w:t xml:space="preserve"/>
       </w:r>
       <w:bookmarkStart w:id="1" w:name="_Hlk97713383"/>
       <w:r>
         <w:rPr>
           <w:rFonts w:ascii="Arial Narrow" w:hAnsi="Arial Narrow"/>
         </w:rPr>
-        <w:t xml:space="preserve">de medida correctiva, </w:t>
+        <w:t xml:space="preserve"/>
       </w:r>
       <w:bookmarkEnd w:id="1"/>
       <w:r>
         <w:rPr>
           <w:rFonts w:ascii="Arial Narrow" w:hAnsi="Arial Narrow"/>
         </w:rPr>
-        <w:t xml:space="preserve">que </w:t>
-      </w:r>
-      <w:r>
-        <w:rPr>
-          <w:rFonts w:ascii="Arial Narrow" w:hAnsi="Arial Narrow"/>
-          <w:color w:val="auto"/>
-        </w:rPr>
-        <w:t xml:space="preserve">Mapfre </w:t>
-      </w:r>
-      <w:r>
-        <w:rPr>
-          <w:rFonts w:ascii="Arial Narrow" w:hAnsi="Arial Narrow"/>
-        </w:rPr>
-        <w:t xml:space="preserve">cumpla </w:t>
-      </w:r>
-      <w:r>
-        <w:rPr>
-          <w:rFonts w:ascii="Arial Narrow" w:hAnsi="Arial Narrow"/>
-        </w:rPr>
-        <w:t>con</w:t>
-      </w:r>
-      <w:r>
-        <w:rPr>
-          <w:rFonts w:ascii="Arial Narrow" w:hAnsi="Arial Narrow"/>
-        </w:rPr>
-        <w:t>: (</w:t>
-      </w:r>
-      <w:r>
-        <w:rPr>
-          <w:rFonts w:ascii="Arial Narrow" w:hAnsi="Arial Narrow"/>
-        </w:rPr>
-        <w:t xml:space="preserve">i) </w:t>
-      </w:r>
-      <w:r>
-        <w:rPr>
-          <w:rFonts w:ascii="Arial Narrow" w:hAnsi="Arial Narrow"/>
-        </w:rPr>
-        <w:t xml:space="preserve">otorgar la cobertura de la Póliza </w:t>
+        <w:t xml:space="preserve"/>
+      </w:r>
+      <w:r>
+        <w:rPr>
+          <w:rFonts w:ascii="Arial Narrow" w:hAnsi="Arial Narrow"/>
+          <w:color w:val="auto"/>
+        </w:rPr>
+        <w:t xml:space="preserve"/>
+      </w:r>
+      <w:r>
+        <w:rPr>
+          <w:rFonts w:ascii="Arial Narrow" w:hAnsi="Arial Narrow"/>
+        </w:rPr>
+        <w:t xml:space="preserve"/>
+      </w:r>
+      <w:r>
+        <w:rPr>
+          <w:rFonts w:ascii="Arial Narrow" w:hAnsi="Arial Narrow"/>
+        </w:rPr>
+        <w:t/>
+      </w:r>
+      <w:r>
+        <w:rPr>
+          <w:rFonts w:ascii="Arial Narrow" w:hAnsi="Arial Narrow"/>
+        </w:rPr>
+        <w:t/>
+      </w:r>
+      <w:r>
+        <w:rPr>
+          <w:rFonts w:ascii="Arial Narrow" w:hAnsi="Arial Narrow"/>
+        </w:rPr>
+        <w:t xml:space="preserve"/>
+      </w:r>
+      <w:r>
+        <w:rPr>
+          <w:rFonts w:ascii="Arial Narrow" w:hAnsi="Arial Narrow"/>
+        </w:rPr>
+        <w:t xml:space="preserve"/>
       </w:r>
       <w:proofErr w:type="spellStart"/>
       <w:r>
@@ -800,135 +800,135 @@
         <w:rPr>
           <w:rFonts w:ascii="Arial Narrow" w:hAnsi="Arial Narrow"/>
         </w:rPr>
-        <w:t xml:space="preserve"> </w:t>
-      </w:r>
-      <w:r>
-        <w:rPr>
-          <w:rFonts w:ascii="Arial Narrow" w:hAnsi="Arial Narrow"/>
-        </w:rPr>
-        <w:t>2502330000017</w:t>
-      </w:r>
-      <w:r>
-        <w:rPr>
-          <w:rFonts w:ascii="Arial Narrow" w:hAnsi="Arial Narrow"/>
-        </w:rPr>
-        <w:t xml:space="preserve">, la cual incluye la cobertura de la Cláusula del Instituto para Cargamentos (A), más la Cobertura de Robo por Asalto, contratada de acuerdo con los términos establecidos en la póliza y se </w:t>
-      </w:r>
-      <w:r>
-        <w:rPr>
-          <w:rFonts w:ascii="Arial Narrow" w:hAnsi="Arial Narrow"/>
-        </w:rPr>
-        <w:t>le</w:t>
-      </w:r>
-      <w:r>
-        <w:rPr>
-          <w:rFonts w:ascii="Arial Narrow" w:hAnsi="Arial Narrow"/>
-        </w:rPr>
-        <w:t xml:space="preserve"> otorgue la suma de </w:t>
-      </w:r>
-      <w:r>
-        <w:rPr>
-          <w:rFonts w:ascii="Arial Narrow" w:hAnsi="Arial Narrow"/>
-        </w:rPr>
-        <w:t>US$</w:t>
-      </w:r>
-      <w:r>
-        <w:rPr>
-          <w:rFonts w:ascii="Arial Narrow" w:hAnsi="Arial Narrow"/>
-        </w:rPr>
-        <w:t xml:space="preserve"> </w:t>
-      </w:r>
-      <w:r>
-        <w:rPr>
-          <w:rFonts w:ascii="Arial Narrow" w:hAnsi="Arial Narrow"/>
-        </w:rPr>
-        <w:t>68</w:t>
-      </w:r>
-      <w:r>
-        <w:rPr>
-          <w:rFonts w:ascii="Arial Narrow" w:hAnsi="Arial Narrow"/>
-        </w:rPr>
-        <w:t xml:space="preserve"> </w:t>
-      </w:r>
-      <w:r>
-        <w:rPr>
-          <w:rFonts w:ascii="Arial Narrow" w:hAnsi="Arial Narrow"/>
-        </w:rPr>
-        <w:t>787</w:t>
-      </w:r>
-      <w:r>
-        <w:rPr>
-          <w:rFonts w:ascii="Arial Narrow" w:hAnsi="Arial Narrow"/>
-        </w:rPr>
-        <w:t>,</w:t>
-      </w:r>
-      <w:r>
-        <w:rPr>
-          <w:rFonts w:ascii="Arial Narrow" w:hAnsi="Arial Narrow"/>
-        </w:rPr>
-        <w:t>93 a raíz del robo por asalto perpetrado por banda criminal; siniestro de fecha 13 junio 2024</w:t>
-      </w:r>
-      <w:r>
-        <w:rPr>
-          <w:rFonts w:ascii="Arial Narrow" w:hAnsi="Arial Narrow"/>
-        </w:rPr>
-        <w:t>; y, (</w:t>
+        <w:t xml:space="preserve"/>
+      </w:r>
+      <w:r>
+        <w:rPr>
+          <w:rFonts w:ascii="Arial Narrow" w:hAnsi="Arial Narrow"/>
+        </w:rPr>
+        <w:t/>
+      </w:r>
+      <w:r>
+        <w:rPr>
+          <w:rFonts w:ascii="Arial Narrow" w:hAnsi="Arial Narrow"/>
+        </w:rPr>
+        <w:t xml:space="preserve"/>
+      </w:r>
+      <w:r>
+        <w:rPr>
+          <w:rFonts w:ascii="Arial Narrow" w:hAnsi="Arial Narrow"/>
+        </w:rPr>
+        <w:t/>
+      </w:r>
+      <w:r>
+        <w:rPr>
+          <w:rFonts w:ascii="Arial Narrow" w:hAnsi="Arial Narrow"/>
+        </w:rPr>
+        <w:t xml:space="preserve"/>
+      </w:r>
+      <w:r>
+        <w:rPr>
+          <w:rFonts w:ascii="Arial Narrow" w:hAnsi="Arial Narrow"/>
+        </w:rPr>
+        <w:t/>
+      </w:r>
+      <w:r>
+        <w:rPr>
+          <w:rFonts w:ascii="Arial Narrow" w:hAnsi="Arial Narrow"/>
+        </w:rPr>
+        <w:t xml:space="preserve"/>
+      </w:r>
+      <w:r>
+        <w:rPr>
+          <w:rFonts w:ascii="Arial Narrow" w:hAnsi="Arial Narrow"/>
+        </w:rPr>
+        <w:t/>
+      </w:r>
+      <w:r>
+        <w:rPr>
+          <w:rFonts w:ascii="Arial Narrow" w:hAnsi="Arial Narrow"/>
+        </w:rPr>
+        <w:t xml:space="preserve"/>
+      </w:r>
+      <w:r>
+        <w:rPr>
+          <w:rFonts w:ascii="Arial Narrow" w:hAnsi="Arial Narrow"/>
+        </w:rPr>
+        <w:t/>
+      </w:r>
+      <w:r>
+        <w:rPr>
+          <w:rFonts w:ascii="Arial Narrow" w:hAnsi="Arial Narrow"/>
+        </w:rPr>
+        <w:t/>
+      </w:r>
+      <w:r>
+        <w:rPr>
+          <w:rFonts w:ascii="Arial Narrow" w:hAnsi="Arial Narrow"/>
+        </w:rPr>
+        <w:t/>
+      </w:r>
+      <w:r>
+        <w:rPr>
+          <w:rFonts w:ascii="Arial Narrow" w:hAnsi="Arial Narrow"/>
+        </w:rPr>
+        <w:t/>
       </w:r>
       <w:proofErr w:type="spellStart"/>
       <w:r>
         <w:rPr>
           <w:rFonts w:ascii="Arial Narrow" w:hAnsi="Arial Narrow"/>
         </w:rPr>
-        <w:t>ii</w:t>
+        <w:t/>
       </w:r>
       <w:proofErr w:type="spellEnd"/>
       <w:r>
         <w:rPr>
           <w:rFonts w:ascii="Arial Narrow" w:hAnsi="Arial Narrow"/>
         </w:rPr>
-        <w:t>) realizar el a</w:t>
-      </w:r>
-      <w:r>
-        <w:rPr>
-          <w:rFonts w:ascii="Arial Narrow" w:hAnsi="Arial Narrow"/>
-        </w:rPr>
-        <w:t>percibimiento a</w:t>
-      </w:r>
-      <w:r>
-        <w:rPr>
-          <w:rFonts w:ascii="Arial Narrow" w:hAnsi="Arial Narrow"/>
-        </w:rPr>
-        <w:t xml:space="preserve"> su</w:t>
-      </w:r>
-      <w:r>
-        <w:rPr>
-          <w:rFonts w:ascii="Arial Narrow" w:hAnsi="Arial Narrow"/>
-        </w:rPr>
-        <w:t xml:space="preserve"> personal de siniestros, sobre el respeto a los derechos de los Consumidores establecidos en el Código de Protección y Defensa al Consumidor, Ley N 29719 y su Reglamento</w:t>
-      </w:r>
-      <w:r>
-        <w:rPr>
-          <w:rFonts w:ascii="Arial Narrow" w:hAnsi="Arial Narrow"/>
-        </w:rPr>
-        <w:t>.</w:t>
-      </w:r>
-      <w:r>
-        <w:rPr>
-          <w:rFonts w:ascii="Arial Narrow" w:hAnsi="Arial Narrow"/>
-        </w:rPr>
-        <w:t xml:space="preserve"> </w:t>
-      </w:r>
-      <w:r>
-        <w:rPr>
-          <w:rFonts w:ascii="Arial Narrow" w:hAnsi="Arial Narrow"/>
-        </w:rPr>
-        <w:t>Asimismo, requirió el reembolso de costos y costas del presente procedimiento</w:t>
-      </w:r>
-      <w:r>
-        <w:rPr>
-          <w:rFonts w:ascii="Arial Narrow" w:hAnsi="Arial Narrow"/>
-        </w:rPr>
-        <w:t>.</w:t>
+        <w:t/>
+      </w:r>
+      <w:r>
+        <w:rPr>
+          <w:rFonts w:ascii="Arial Narrow" w:hAnsi="Arial Narrow"/>
+        </w:rPr>
+        <w:t/>
+      </w:r>
+      <w:r>
+        <w:rPr>
+          <w:rFonts w:ascii="Arial Narrow" w:hAnsi="Arial Narrow"/>
+        </w:rPr>
+        <w:t xml:space="preserve"/>
+      </w:r>
+      <w:r>
+        <w:rPr>
+          <w:rFonts w:ascii="Arial Narrow" w:hAnsi="Arial Narrow"/>
+        </w:rPr>
+        <w:t xml:space="preserve"/>
+      </w:r>
+      <w:r>
+        <w:rPr>
+          <w:rFonts w:ascii="Arial Narrow" w:hAnsi="Arial Narrow"/>
+        </w:rPr>
+        <w:t/>
+      </w:r>
+      <w:r>
+        <w:rPr>
+          <w:rFonts w:ascii="Arial Narrow" w:hAnsi="Arial Narrow"/>
+        </w:rPr>
+        <w:t xml:space="preserve"/>
+      </w:r>
+      <w:r>
+        <w:rPr>
+          <w:rFonts w:ascii="Arial Narrow" w:hAnsi="Arial Narrow"/>
+        </w:rPr>
+        <w:t/>
+      </w:r>
+      <w:r>
+        <w:rPr>
+          <w:rFonts w:ascii="Arial Narrow" w:hAnsi="Arial Narrow"/>
+        </w:rPr>
+        <w:t/>
       </w:r>
     </w:p>
     <w:p>
@@ -964,49 +964,49 @@
         <w:rPr>
           <w:rFonts w:ascii="Arial Narrow" w:hAnsi="Arial Narrow"/>
         </w:rPr>
-        <w:t>Por Resolución 1 del</w:t>
-      </w:r>
-      <w:r>
-        <w:rPr>
-          <w:rFonts w:ascii="Arial Narrow" w:hAnsi="Arial Narrow"/>
-        </w:rPr>
-        <w:t xml:space="preserve"> </w:t>
-      </w:r>
-      <w:r>
-        <w:rPr>
-          <w:rFonts w:ascii="Arial Narrow" w:hAnsi="Arial Narrow"/>
-        </w:rPr>
-        <w:t>2 de diciembre de 2025</w:t>
-      </w:r>
-      <w:r>
-        <w:rPr>
-          <w:rFonts w:ascii="Arial Narrow" w:hAnsi="Arial Narrow"/>
-        </w:rPr>
-        <w:t>, la Secretaría</w:t>
-      </w:r>
-      <w:r>
-        <w:rPr>
-          <w:rFonts w:ascii="Arial Narrow" w:hAnsi="Arial Narrow"/>
-        </w:rPr>
-        <w:t xml:space="preserve"> Técnica de la Comisión de Protección al Consumidor 1 (en adelante, Secretaría Técnica), requirió</w:t>
-      </w:r>
-      <w:r>
-        <w:rPr>
-          <w:rFonts w:ascii="Arial Narrow" w:hAnsi="Arial Narrow"/>
-        </w:rPr>
-        <w:t>, entre otros,</w:t>
-      </w:r>
-      <w:r>
-        <w:rPr>
-          <w:rFonts w:ascii="Arial Narrow" w:hAnsi="Arial Narrow"/>
-        </w:rPr>
-        <w:t xml:space="preserve"> que</w:t>
-      </w:r>
-      <w:r>
-        <w:rPr>
-          <w:rFonts w:ascii="Arial Narrow" w:hAnsi="Arial Narrow"/>
-        </w:rPr>
-        <w:t xml:space="preserve"> </w:t>
+        <w:t xml:space="preserve">Por Resolución 1 del 2 de diciembre de 2025, la Secretaría Técnica de la Comisión de Protección al Consumidor 1 (en adelante, Secretaría Técnica), requirió, entre otros, que [APELLIDO] cumpla con presentar las declaraciones juradas mensuales (PDT-IGV Renta mensual) del Impuesto General a las Ventas (IGV) e Impuesto a la Renta (IR) en el cual consten los ingresos netos mensuales del ejercicio correspondiente al 2024 (año anterior a la interposición de la denuncia), toda vez que el titular de la Póliza 2502330000017 del Seguro de Transportes Nacionales es una persona jurídica. </w:t>
+      </w:r>
+      <w:r>
+        <w:rPr>
+          <w:rFonts w:ascii="Arial Narrow" w:hAnsi="Arial Narrow"/>
+        </w:rPr>
+        <w:t xml:space="preserve"/>
+      </w:r>
+      <w:r>
+        <w:rPr>
+          <w:rFonts w:ascii="Arial Narrow" w:hAnsi="Arial Narrow"/>
+        </w:rPr>
+        <w:t/>
+      </w:r>
+      <w:r>
+        <w:rPr>
+          <w:rFonts w:ascii="Arial Narrow" w:hAnsi="Arial Narrow"/>
+        </w:rPr>
+        <w:t/>
+      </w:r>
+      <w:r>
+        <w:rPr>
+          <w:rFonts w:ascii="Arial Narrow" w:hAnsi="Arial Narrow"/>
+        </w:rPr>
+        <w:t xml:space="preserve"/>
+      </w:r>
+      <w:r>
+        <w:rPr>
+          <w:rFonts w:ascii="Arial Narrow" w:hAnsi="Arial Narrow"/>
+        </w:rPr>
+        <w:t/>
+      </w:r>
+      <w:r>
+        <w:rPr>
+          <w:rFonts w:ascii="Arial Narrow" w:hAnsi="Arial Narrow"/>
+        </w:rPr>
+        <w:t xml:space="preserve"/>
+      </w:r>
+      <w:r>
+        <w:rPr>
+          <w:rFonts w:ascii="Arial Narrow" w:hAnsi="Arial Narrow"/>
+        </w:rPr>
+        <w:t xml:space="preserve"/>
       </w:r>
       <w:proofErr w:type="spellStart"/>
       <w:r>
@@ -1014,96 +1014,96 @@
           <w:rFonts w:ascii="Arial Narrow" w:hAnsi="Arial Narrow"/>
           <w:color w:val="auto"/>
         </w:rPr>
-        <w:t>Layconsa</w:t>
+        <w:t/>
       </w:r>
       <w:proofErr w:type="spellEnd"/>
       <w:r>
         <w:rPr>
           <w:rFonts w:ascii="Arial Narrow" w:hAnsi="Arial Narrow"/>
         </w:rPr>
-        <w:t xml:space="preserve"> </w:t>
-      </w:r>
-      <w:r>
-        <w:rPr>
-          <w:rFonts w:ascii="Arial Narrow" w:hAnsi="Arial Narrow"/>
-        </w:rPr>
-        <w:t xml:space="preserve">cumpla con </w:t>
-      </w:r>
-      <w:r>
-        <w:rPr>
-          <w:rFonts w:ascii="Arial Narrow" w:hAnsi="Arial Narrow"/>
-        </w:rPr>
-        <w:t>p</w:t>
+        <w:t xml:space="preserve"/>
+      </w:r>
+      <w:r>
+        <w:rPr>
+          <w:rFonts w:ascii="Arial Narrow" w:hAnsi="Arial Narrow"/>
+        </w:rPr>
+        <w:t xml:space="preserve"/>
+      </w:r>
+      <w:r>
+        <w:rPr>
+          <w:rFonts w:ascii="Arial Narrow" w:hAnsi="Arial Narrow"/>
+        </w:rPr>
+        <w:t/>
       </w:r>
       <w:r>
         <w:rPr>
           <w:rFonts w:ascii="Arial Narrow" w:eastAsia="Times New Roman" w:hAnsi="Arial Narrow"/>
           <w:color w:val="000000" w:themeColor="text1"/>
         </w:rPr>
-        <w:t xml:space="preserve">resentar </w:t>
+        <w:t xml:space="preserve"/>
       </w:r>
       <w:r>
         <w:rPr>
           <w:rFonts w:ascii="Arial Narrow" w:eastAsia="Times New Roman" w:hAnsi="Arial Narrow"/>
           <w:color w:val="000000" w:themeColor="text1"/>
         </w:rPr>
-        <w:t xml:space="preserve">las declaraciones juradas mensuales (PDT-IGV Renta </w:t>
+        <w:t xml:space="preserve"/>
       </w:r>
       <w:r>
         <w:rPr>
           <w:rFonts w:ascii="Arial Narrow" w:eastAsia="Times New Roman" w:hAnsi="Arial Narrow"/>
           <w:color w:val="000000" w:themeColor="text1"/>
         </w:rPr>
-        <w:t>mensual) del Impuesto General a las Ventas (IGV) e Impuesto a la Renta (IR) en el cual consten los ingresos netos mensuales del ejercicio correspondiente al 2024 (año anterior a la interposición de la denuncia), toda</w:t>
+        <w:t/>
       </w:r>
       <w:r>
         <w:rPr>
           <w:rFonts w:ascii="Arial Narrow" w:eastAsia="Times New Roman" w:hAnsi="Arial Narrow"/>
           <w:color w:val="000000" w:themeColor="text1"/>
         </w:rPr>
-        <w:t xml:space="preserve"> </w:t>
+        <w:t xml:space="preserve"/>
       </w:r>
       <w:r>
         <w:rPr>
           <w:rFonts w:ascii="Arial Narrow" w:eastAsia="Times New Roman" w:hAnsi="Arial Narrow"/>
           <w:color w:val="000000" w:themeColor="text1"/>
         </w:rPr>
-        <w:t xml:space="preserve">vez que el titular de la Póliza </w:t>
+        <w:t xml:space="preserve"/>
       </w:r>
       <w:r>
         <w:rPr>
           <w:rFonts w:ascii="Arial Narrow" w:eastAsia="Times New Roman" w:hAnsi="Arial Narrow"/>
           <w:color w:val="000000" w:themeColor="text1"/>
         </w:rPr>
-        <w:t xml:space="preserve">2502330000017 </w:t>
+        <w:t xml:space="preserve"/>
       </w:r>
       <w:r>
         <w:rPr>
           <w:rFonts w:ascii="Arial Narrow" w:eastAsia="Times New Roman" w:hAnsi="Arial Narrow"/>
           <w:color w:val="000000" w:themeColor="text1"/>
         </w:rPr>
-        <w:t xml:space="preserve">del </w:t>
+        <w:t xml:space="preserve"/>
       </w:r>
       <w:r>
         <w:rPr>
           <w:rFonts w:ascii="Arial Narrow" w:eastAsia="Times New Roman" w:hAnsi="Arial Narrow"/>
           <w:color w:val="000000" w:themeColor="text1"/>
         </w:rPr>
-        <w:t xml:space="preserve">Seguro de Transportes Nacionales </w:t>
+        <w:t xml:space="preserve"/>
       </w:r>
       <w:r>
         <w:rPr>
           <w:rFonts w:ascii="Arial Narrow" w:eastAsia="Times New Roman" w:hAnsi="Arial Narrow"/>
           <w:color w:val="000000" w:themeColor="text1"/>
         </w:rPr>
-        <w:t>es una persona jurídica.</w:t>
+        <w:t/>
       </w:r>
       <w:r>
         <w:rPr>
           <w:rFonts w:ascii="Arial Narrow" w:eastAsia="Times New Roman" w:hAnsi="Arial Narrow"/>
           <w:color w:val="000000" w:themeColor="text1"/>
         </w:rPr>
-        <w:t xml:space="preserve"> </w:t>
+        <w:t xml:space="preserve"/>
       </w:r>
     </w:p>
     <w:p>
@@ -1140,14 +1140,14 @@
           <w:rFonts w:ascii="Arial Narrow" w:hAnsi="Arial Narrow"/>
           <w:color w:val="auto"/>
         </w:rPr>
-        <w:t>El</w:t>
-      </w:r>
-      <w:r>
-        <w:rPr>
-          <w:rFonts w:ascii="Arial Narrow" w:hAnsi="Arial Narrow"/>
-          <w:color w:val="auto"/>
-        </w:rPr>
-        <w:t xml:space="preserve"> </w:t>
+        <w:t xml:space="preserve">El 10 de diciembre de 2025, [APELLIDO] presentó un escrito a través del cual adjuntó las declaraciones mensuales (PDT-IGV Renta mensual) del Impuesto General a las Ventas (IGV) e Impuesto a la Renta (IR) completas del ejercicio correspondiente al año 2024, cuya confidencialidad será evaluada.</w:t>
+      </w:r>
+      <w:r>
+        <w:rPr>
+          <w:rFonts w:ascii="Arial Narrow" w:hAnsi="Arial Narrow"/>
+          <w:color w:val="auto"/>
+        </w:rPr>
+        <w:t xml:space="preserve"/>
       </w:r>
       <w:bookmarkEnd w:id="2"/>
       <w:r>
@@ -1155,21 +1155,21 @@
           <w:rFonts w:ascii="Arial Narrow" w:hAnsi="Arial Narrow"/>
           <w:color w:val="auto"/>
         </w:rPr>
-        <w:t>10 de diciembre de 2025</w:t>
-      </w:r>
-      <w:r>
-        <w:rPr>
-          <w:rFonts w:ascii="Arial Narrow" w:hAnsi="Arial Narrow"/>
-          <w:color w:val="auto"/>
-        </w:rPr>
-        <w:t>,</w:t>
-      </w:r>
-      <w:r>
-        <w:rPr>
-          <w:rFonts w:ascii="Arial Narrow" w:hAnsi="Arial Narrow"/>
-          <w:color w:val="auto"/>
-        </w:rPr>
-        <w:t xml:space="preserve"> </w:t>
+        <w:t/>
+      </w:r>
+      <w:r>
+        <w:rPr>
+          <w:rFonts w:ascii="Arial Narrow" w:hAnsi="Arial Narrow"/>
+          <w:color w:val="auto"/>
+        </w:rPr>
+        <w:t/>
+      </w:r>
+      <w:r>
+        <w:rPr>
+          <w:rFonts w:ascii="Arial Narrow" w:hAnsi="Arial Narrow"/>
+          <w:color w:val="auto"/>
+        </w:rPr>
+        <w:t xml:space="preserve"/>
       </w:r>
       <w:proofErr w:type="spellStart"/>
       <w:r>
@@ -1177,7 +1177,7 @@
           <w:rFonts w:ascii="Arial Narrow" w:hAnsi="Arial Narrow"/>
           <w:color w:val="auto"/>
         </w:rPr>
-        <w:t>Layconsa</w:t>
+        <w:t/>
       </w:r>
       <w:proofErr w:type="spellEnd"/>
       <w:r>
@@ -1185,41 +1185,41 @@
           <w:rFonts w:ascii="Arial Narrow" w:hAnsi="Arial Narrow"/>
           <w:color w:val="auto"/>
         </w:rPr>
-        <w:t xml:space="preserve"> </w:t>
-      </w:r>
-      <w:r>
-        <w:rPr>
-          <w:rFonts w:ascii="Arial Narrow" w:hAnsi="Arial Narrow"/>
-          <w:color w:val="auto"/>
-        </w:rPr>
-        <w:t xml:space="preserve">presentó un escrito </w:t>
-      </w:r>
-      <w:r>
-        <w:rPr>
-          <w:rFonts w:ascii="Arial Narrow" w:hAnsi="Arial Narrow"/>
-          <w:color w:val="auto"/>
-        </w:rPr>
-        <w:t xml:space="preserve">a través del cual adjuntó las declaraciones mensuales (PDT-IGV Renta mensual) del Impuesto General a las Ventas (IGV) e Impuesto a la Renta (IR) completas del ejercicio correspondiente al año </w:t>
-      </w:r>
-      <w:r>
-        <w:rPr>
-          <w:rFonts w:ascii="Arial Narrow" w:hAnsi="Arial Narrow"/>
-          <w:color w:val="auto"/>
-        </w:rPr>
-        <w:t>2024</w:t>
-      </w:r>
-      <w:r>
-        <w:rPr>
-          <w:rFonts w:ascii="Arial Narrow" w:hAnsi="Arial Narrow"/>
-          <w:color w:val="auto"/>
-        </w:rPr>
-        <w:t xml:space="preserve">, </w:t>
-      </w:r>
-      <w:r>
-        <w:rPr>
-          <w:rFonts w:ascii="Arial Narrow" w:hAnsi="Arial Narrow"/>
-        </w:rPr>
-        <w:t>cuya confidencialidad será evaluada.</w:t>
+        <w:t xml:space="preserve"/>
+      </w:r>
+      <w:r>
+        <w:rPr>
+          <w:rFonts w:ascii="Arial Narrow" w:hAnsi="Arial Narrow"/>
+          <w:color w:val="auto"/>
+        </w:rPr>
+        <w:t xml:space="preserve"/>
+      </w:r>
+      <w:r>
+        <w:rPr>
+          <w:rFonts w:ascii="Arial Narrow" w:hAnsi="Arial Narrow"/>
+          <w:color w:val="auto"/>
+        </w:rPr>
+        <w:t xml:space="preserve"/>
+      </w:r>
+      <w:r>
+        <w:rPr>
+          <w:rFonts w:ascii="Arial Narrow" w:hAnsi="Arial Narrow"/>
+          <w:color w:val="auto"/>
+        </w:rPr>
+        <w:t/>
+      </w:r>
+      <w:r>
+        <w:rPr>
+          <w:rFonts w:ascii="Arial Narrow" w:hAnsi="Arial Narrow"/>
+          <w:color w:val="auto"/>
+        </w:rPr>
+        <w:t xml:space="preserve"/>
+      </w:r>
+      <w:r>
+        <w:rPr>
+          <w:rFonts w:ascii="Arial Narrow" w:hAnsi="Arial Narrow"/>
+        </w:rPr>
+        <w:t/>
       </w:r>
     </w:p>
     <w:p>
@@ -1255,19 +1255,19 @@
         <w:rPr>
           <w:rFonts w:ascii="Arial Narrow" w:hAnsi="Arial Narrow"/>
         </w:rPr>
-        <w:t>E</w:t>
-      </w:r>
-      <w:r>
-        <w:rPr>
-          <w:rFonts w:ascii="Arial Narrow" w:hAnsi="Arial Narrow"/>
-        </w:rPr>
-        <w:t xml:space="preserve">l 19 de julio de 2023, </w:t>
-      </w:r>
-      <w:r>
-        <w:rPr>
-          <w:rFonts w:ascii="Arial Narrow" w:hAnsi="Arial Narrow"/>
-        </w:rPr>
-        <w:t xml:space="preserve">el Pleno de la Comisión de Protección al Consumidor </w:t>
+        <w:t xml:space="preserve">El 19 de julio de 2023, el Pleno de la Comisión de Protección al Consumidor  1 (en adelante, Comisión) acordó delegar a la Secretaría Técnica de la Comisión de Protección al Consumidor 1 (en adelante, la Secretaría Técnica) la facultad de calificar y declarar la confidencialidad de la información solicitada a pedido de parte o de oficio, en el marco de la tramitación de los procedimientos de protección al consumidor, en primera y segunda instancia administrativa. En ese sentido, corresponde emitir un pronunciamiento respecto a la confidencialidad de la documentación presentada por [APELLIDO]. </w:t>
+      </w:r>
+      <w:r>
+        <w:rPr>
+          <w:rFonts w:ascii="Arial Narrow" w:hAnsi="Arial Narrow"/>
+        </w:rPr>
+        <w:t xml:space="preserve"/>
+      </w:r>
+      <w:r>
+        <w:rPr>
+          <w:rFonts w:ascii="Arial Narrow" w:hAnsi="Arial Narrow"/>
+        </w:rPr>
+        <w:t xml:space="preserve"/>
       </w:r>
       <w:proofErr w:type="spellStart"/>
       <w:r>
@@ -1281,121 +1281,121 @@
         <w:rPr>
           <w:rFonts w:ascii="Arial Narrow" w:hAnsi="Arial Narrow"/>
         </w:rPr>
-        <w:t xml:space="preserve"> 1 (en adelante, Comisión) </w:t>
-      </w:r>
-      <w:r>
-        <w:rPr>
-          <w:rFonts w:ascii="Arial Narrow" w:hAnsi="Arial Narrow"/>
-        </w:rPr>
-        <w:t>acordó delegar</w:t>
-      </w:r>
-      <w:r>
-        <w:rPr>
-          <w:rFonts w:ascii="Arial Narrow" w:hAnsi="Arial Narrow"/>
-        </w:rPr>
-        <w:t xml:space="preserve"> a la Secretaría Técnica </w:t>
-      </w:r>
-      <w:r>
-        <w:rPr>
-          <w:rFonts w:ascii="Arial Narrow" w:hAnsi="Arial Narrow"/>
-        </w:rPr>
-        <w:t>de la Comisión</w:t>
-      </w:r>
-      <w:r>
-        <w:rPr>
-          <w:rFonts w:ascii="Arial Narrow" w:hAnsi="Arial Narrow"/>
-        </w:rPr>
-        <w:t xml:space="preserve"> </w:t>
-      </w:r>
-      <w:r>
-        <w:rPr>
-          <w:rFonts w:ascii="Arial Narrow" w:hAnsi="Arial Narrow"/>
-        </w:rPr>
-        <w:t>de Protección al Consumidor 1 (en adelante, la Secretaría Técnica</w:t>
-      </w:r>
-      <w:r>
-        <w:rPr>
-          <w:rFonts w:ascii="Arial Narrow" w:hAnsi="Arial Narrow"/>
-        </w:rPr>
-        <w:t xml:space="preserve">) </w:t>
-      </w:r>
-      <w:r>
-        <w:rPr>
-          <w:rFonts w:ascii="Arial Narrow" w:hAnsi="Arial Narrow"/>
-        </w:rPr>
-        <w:t>la facultad</w:t>
-      </w:r>
-      <w:r>
-        <w:rPr>
-          <w:rFonts w:ascii="Arial Narrow" w:hAnsi="Arial Narrow"/>
-        </w:rPr>
-        <w:t xml:space="preserve"> de</w:t>
-      </w:r>
-      <w:r>
-        <w:rPr>
-          <w:rFonts w:ascii="Arial Narrow" w:hAnsi="Arial Narrow"/>
-        </w:rPr>
-        <w:t xml:space="preserve"> </w:t>
-      </w:r>
-      <w:r>
-        <w:rPr>
-          <w:rFonts w:ascii="Arial Narrow" w:hAnsi="Arial Narrow"/>
-        </w:rPr>
-        <w:t xml:space="preserve">calificar y declarar la confidencialidad de la información solicitada </w:t>
-      </w:r>
-      <w:r>
-        <w:rPr>
-          <w:rFonts w:ascii="Arial Narrow" w:hAnsi="Arial Narrow"/>
-        </w:rPr>
-        <w:t>a</w:t>
-      </w:r>
-      <w:r>
-        <w:rPr>
-          <w:rFonts w:ascii="Arial Narrow" w:hAnsi="Arial Narrow"/>
-        </w:rPr>
-        <w:t xml:space="preserve"> pedido de parte o de oficio</w:t>
+        <w:t xml:space="preserve"/>
+      </w:r>
+      <w:r>
+        <w:rPr>
+          <w:rFonts w:ascii="Arial Narrow" w:hAnsi="Arial Narrow"/>
+        </w:rPr>
+        <w:t/>
+      </w:r>
+      <w:r>
+        <w:rPr>
+          <w:rFonts w:ascii="Arial Narrow" w:hAnsi="Arial Narrow"/>
+        </w:rPr>
+        <w:t xml:space="preserve"/>
+      </w:r>
+      <w:r>
+        <w:rPr>
+          <w:rFonts w:ascii="Arial Narrow" w:hAnsi="Arial Narrow"/>
+        </w:rPr>
+        <w:t/>
+      </w:r>
+      <w:r>
+        <w:rPr>
+          <w:rFonts w:ascii="Arial Narrow" w:hAnsi="Arial Narrow"/>
+        </w:rPr>
+        <w:t xml:space="preserve"/>
+      </w:r>
+      <w:r>
+        <w:rPr>
+          <w:rFonts w:ascii="Arial Narrow" w:hAnsi="Arial Narrow"/>
+        </w:rPr>
+        <w:t/>
+      </w:r>
+      <w:r>
+        <w:rPr>
+          <w:rFonts w:ascii="Arial Narrow" w:hAnsi="Arial Narrow"/>
+        </w:rPr>
+        <w:t xml:space="preserve"/>
+      </w:r>
+      <w:r>
+        <w:rPr>
+          <w:rFonts w:ascii="Arial Narrow" w:hAnsi="Arial Narrow"/>
+        </w:rPr>
+        <w:t/>
+      </w:r>
+      <w:r>
+        <w:rPr>
+          <w:rFonts w:ascii="Arial Narrow" w:hAnsi="Arial Narrow"/>
+        </w:rPr>
+        <w:t xml:space="preserve"/>
+      </w:r>
+      <w:r>
+        <w:rPr>
+          <w:rFonts w:ascii="Arial Narrow" w:hAnsi="Arial Narrow"/>
+        </w:rPr>
+        <w:t xml:space="preserve"/>
+      </w:r>
+      <w:r>
+        <w:rPr>
+          <w:rFonts w:ascii="Arial Narrow" w:hAnsi="Arial Narrow"/>
+        </w:rPr>
+        <w:t xml:space="preserve"/>
+      </w:r>
+      <w:r>
+        <w:rPr>
+          <w:rFonts w:ascii="Arial Narrow" w:hAnsi="Arial Narrow"/>
+        </w:rPr>
+        <w:t/>
+      </w:r>
+      <w:r>
+        <w:rPr>
+          <w:rFonts w:ascii="Arial Narrow" w:hAnsi="Arial Narrow"/>
+        </w:rPr>
+        <w:t xml:space="preserve"/>
       </w:r>
       <w:r>
         <w:rPr>
           <w:rFonts w:ascii="Arial Narrow" w:hAnsi="Arial Narrow"/>
           <w:lang w:val="es-ES" w:eastAsia="es-ES"/>
         </w:rPr>
-        <w:t>, en el marco de la tramitación de los procedimientos de protección al consumidor, en primera y segunda instancia</w:t>
+        <w:t/>
       </w:r>
       <w:r>
         <w:rPr>
           <w:rFonts w:ascii="Arial Narrow" w:hAnsi="Arial Narrow"/>
           <w:lang w:val="es-ES" w:eastAsia="es-ES"/>
         </w:rPr>
-        <w:t xml:space="preserve"> administrativa</w:t>
+        <w:t xml:space="preserve"/>
       </w:r>
       <w:r>
         <w:rPr>
           <w:rFonts w:ascii="Arial Narrow" w:hAnsi="Arial Narrow"/>
           <w:lang w:val="es-ES" w:eastAsia="es-ES"/>
         </w:rPr>
-        <w:t xml:space="preserve">. En ese sentido, </w:t>
+        <w:t xml:space="preserve"/>
       </w:r>
       <w:r>
         <w:rPr>
           <w:rFonts w:ascii="Arial Narrow" w:hAnsi="Arial Narrow"/>
           <w:lang w:val="es-ES" w:eastAsia="es-ES"/>
         </w:rPr>
-        <w:t xml:space="preserve">corresponde emitir un pronunciamiento </w:t>
+        <w:t xml:space="preserve"/>
       </w:r>
       <w:r>
         <w:rPr>
           <w:rFonts w:ascii="Arial Narrow" w:hAnsi="Arial Narrow"/>
           <w:lang w:val="es-ES" w:eastAsia="es-ES"/>
         </w:rPr>
-        <w:t>respecto a la confidencialidad de la documentación presentada por</w:t>
+        <w:t/>
       </w:r>
       <w:r>
         <w:rPr>
           <w:rFonts w:ascii="Arial Narrow" w:hAnsi="Arial Narrow"/>
           <w:lang w:val="es-ES" w:eastAsia="es-ES"/>
         </w:rPr>
-        <w:t xml:space="preserve"> </w:t>
+        <w:t xml:space="preserve"/>
       </w:r>
       <w:proofErr w:type="spellStart"/>
       <w:r>
@@ -1403,7 +1403,7 @@
           <w:rFonts w:ascii="Arial Narrow" w:hAnsi="Arial Narrow"/>
           <w:color w:val="auto"/>
         </w:rPr>
-        <w:t>Layconsa</w:t>
+        <w:t/>
       </w:r>
       <w:proofErr w:type="spellEnd"/>
       <w:r>
@@ -1411,7 +1411,7 @@
           <w:rFonts w:ascii="Arial Narrow" w:hAnsi="Arial Narrow"/>
           <w:color w:val="auto"/>
         </w:rPr>
-        <w:t xml:space="preserve">. </w:t>
+        <w:t xml:space="preserve"/>
       </w:r>
     </w:p>
     <w:p>
@@ -1989,117 +1989,117 @@
           <w:rFonts w:ascii="Arial Narrow" w:hAnsi="Arial Narrow"/>
           <w:color w:val="auto"/>
         </w:rPr>
-        <w:t>Layconsa</w:t>
+        <w:t xml:space="preserve">[APELLIDO] presentó un escrito el 10 de diciembre de 2025, mediante el cual presentó las declaraciones mensuales (PDT-IGV Renta mensual) del Impuesto General a las Ventas (IGV) e Impuesto a la Renta (IR) completas del ejercicio correspondiente al 2024 (año anterior a la interposición de la denuncia), el cual contiene información correspondiente a PDT-IGV Renta mensual, IGV, e IR; por lo que corresponde que la Secretaría Técnica -por delegación de facultades- evalúe su confidencialidad.</w:t>
       </w:r>
       <w:proofErr w:type="spellEnd"/>
       <w:r>
         <w:rPr>
           <w:rFonts w:ascii="Arial Narrow" w:hAnsi="Arial Narrow"/>
         </w:rPr>
-        <w:t xml:space="preserve"> </w:t>
-      </w:r>
-      <w:r>
-        <w:rPr>
-          <w:rFonts w:ascii="Arial Narrow" w:hAnsi="Arial Narrow"/>
-        </w:rPr>
-        <w:t xml:space="preserve">presentó un escrito el </w:t>
-      </w:r>
-      <w:r>
-        <w:rPr>
-          <w:rFonts w:ascii="Arial Narrow" w:hAnsi="Arial Narrow"/>
-        </w:rPr>
-        <w:t>10 de diciembre de 2025</w:t>
-      </w:r>
-      <w:r>
-        <w:rPr>
-          <w:rFonts w:ascii="Arial Narrow" w:hAnsi="Arial Narrow"/>
-        </w:rPr>
-        <w:t>, mediante el cual</w:t>
-      </w:r>
-      <w:r>
-        <w:rPr>
-          <w:rFonts w:ascii="Arial Narrow" w:hAnsi="Arial Narrow"/>
-        </w:rPr>
-        <w:t xml:space="preserve"> </w:t>
-      </w:r>
-      <w:r>
-        <w:rPr>
-          <w:rFonts w:ascii="Arial Narrow" w:hAnsi="Arial Narrow"/>
-        </w:rPr>
-        <w:t>presentó</w:t>
-      </w:r>
-      <w:r>
-        <w:rPr>
-          <w:rFonts w:ascii="Arial Narrow" w:hAnsi="Arial Narrow"/>
-        </w:rPr>
-        <w:t xml:space="preserve"> las declaraciones mensuales (PDT-IGV Renta mensual) del </w:t>
-      </w:r>
-      <w:r>
-        <w:rPr>
-          <w:rFonts w:ascii="Arial Narrow" w:hAnsi="Arial Narrow"/>
-        </w:rPr>
-        <w:t xml:space="preserve">Impuesto General a las Ventas (IGV) e Impuesto a la Renta (IR) completas del ejercicio </w:t>
+        <w:t xml:space="preserve"/>
+      </w:r>
+      <w:r>
+        <w:rPr>
+          <w:rFonts w:ascii="Arial Narrow" w:hAnsi="Arial Narrow"/>
+        </w:rPr>
+        <w:t xml:space="preserve"/>
+      </w:r>
+      <w:r>
+        <w:rPr>
+          <w:rFonts w:ascii="Arial Narrow" w:hAnsi="Arial Narrow"/>
+        </w:rPr>
+        <w:t/>
+      </w:r>
+      <w:r>
+        <w:rPr>
+          <w:rFonts w:ascii="Arial Narrow" w:hAnsi="Arial Narrow"/>
+        </w:rPr>
+        <w:t/>
+      </w:r>
+      <w:r>
+        <w:rPr>
+          <w:rFonts w:ascii="Arial Narrow" w:hAnsi="Arial Narrow"/>
+        </w:rPr>
+        <w:t xml:space="preserve"/>
+      </w:r>
+      <w:r>
+        <w:rPr>
+          <w:rFonts w:ascii="Arial Narrow" w:hAnsi="Arial Narrow"/>
+        </w:rPr>
+        <w:t/>
+      </w:r>
+      <w:r>
+        <w:rPr>
+          <w:rFonts w:ascii="Arial Narrow" w:hAnsi="Arial Narrow"/>
+        </w:rPr>
+        <w:t xml:space="preserve"/>
+      </w:r>
+      <w:r>
+        <w:rPr>
+          <w:rFonts w:ascii="Arial Narrow" w:hAnsi="Arial Narrow"/>
+        </w:rPr>
+        <w:t xml:space="preserve"/>
       </w:r>
       <w:r>
         <w:rPr>
           <w:rFonts w:ascii="Arial Narrow" w:eastAsia="Times New Roman" w:hAnsi="Arial Narrow"/>
           <w:color w:val="000000" w:themeColor="text1"/>
         </w:rPr>
-        <w:t>correspondiente al 2024 (año anterior a la interposición de la denuncia),</w:t>
-      </w:r>
-      <w:r>
-        <w:rPr>
-          <w:rFonts w:ascii="Arial Narrow" w:hAnsi="Arial Narrow"/>
-        </w:rPr>
-        <w:t xml:space="preserve"> el cual contiene información correspondiente</w:t>
-      </w:r>
-      <w:r>
-        <w:rPr>
-          <w:rFonts w:ascii="Arial Narrow" w:hAnsi="Arial Narrow"/>
-        </w:rPr>
-        <w:t xml:space="preserve"> a</w:t>
-      </w:r>
-      <w:r>
-        <w:rPr>
-          <w:rFonts w:ascii="Arial Narrow" w:hAnsi="Arial Narrow"/>
-        </w:rPr>
-        <w:t xml:space="preserve"> PDT-IGV Renta</w:t>
-      </w:r>
-      <w:r>
-        <w:rPr>
-          <w:rFonts w:ascii="Arial Narrow" w:hAnsi="Arial Narrow"/>
-        </w:rPr>
-        <w:t xml:space="preserve"> mensual, IGV, e IR</w:t>
-      </w:r>
-      <w:r>
-        <w:rPr>
-          <w:rFonts w:ascii="Arial Narrow" w:hAnsi="Arial Narrow"/>
-        </w:rPr>
-        <w:t>;</w:t>
-      </w:r>
-      <w:r>
-        <w:rPr>
-          <w:rFonts w:ascii="Arial Narrow" w:hAnsi="Arial Narrow"/>
-        </w:rPr>
-        <w:t xml:space="preserve"> por lo que corresponde</w:t>
-      </w:r>
-      <w:r>
-        <w:rPr>
-          <w:rFonts w:ascii="Arial Narrow" w:hAnsi="Arial Narrow"/>
-        </w:rPr>
-        <w:t xml:space="preserve"> que la Secretaría Técnica -por delegación de facultades</w:t>
-      </w:r>
-      <w:r>
-        <w:rPr>
-          <w:rFonts w:ascii="Arial Narrow" w:hAnsi="Arial Narrow"/>
-        </w:rPr>
-        <w:t>- evalúe</w:t>
-      </w:r>
-      <w:r>
-        <w:rPr>
-          <w:rFonts w:ascii="Arial Narrow" w:hAnsi="Arial Narrow"/>
-        </w:rPr>
-        <w:t xml:space="preserve"> su confidencialidad.</w:t>
+        <w:t/>
+      </w:r>
+      <w:r>
+        <w:rPr>
+          <w:rFonts w:ascii="Arial Narrow" w:hAnsi="Arial Narrow"/>
+        </w:rPr>
+        <w:t xml:space="preserve"/>
+      </w:r>
+      <w:r>
+        <w:rPr>
+          <w:rFonts w:ascii="Arial Narrow" w:hAnsi="Arial Narrow"/>
+        </w:rPr>
+        <w:t xml:space="preserve"/>
+      </w:r>
+      <w:r>
+        <w:rPr>
+          <w:rFonts w:ascii="Arial Narrow" w:hAnsi="Arial Narrow"/>
+        </w:rPr>
+        <w:t xml:space="preserve"/>
+      </w:r>
+      <w:r>
+        <w:rPr>
+          <w:rFonts w:ascii="Arial Narrow" w:hAnsi="Arial Narrow"/>
+        </w:rPr>
+        <w:t xml:space="preserve"/>
+      </w:r>
+      <w:r>
+        <w:rPr>
+          <w:rFonts w:ascii="Arial Narrow" w:hAnsi="Arial Narrow"/>
+        </w:rPr>
+        <w:t/>
+      </w:r>
+      <w:r>
+        <w:rPr>
+          <w:rFonts w:ascii="Arial Narrow" w:hAnsi="Arial Narrow"/>
+        </w:rPr>
+        <w:t xml:space="preserve"/>
+      </w:r>
+      <w:r>
+        <w:rPr>
+          <w:rFonts w:ascii="Arial Narrow" w:hAnsi="Arial Narrow"/>
+        </w:rPr>
+        <w:t xml:space="preserve"/>
+      </w:r>
+      <w:r>
+        <w:rPr>
+          <w:rFonts w:ascii="Arial Narrow" w:hAnsi="Arial Narrow"/>
+        </w:rPr>
+        <w:t/>
+      </w:r>
+      <w:r>
+        <w:rPr>
+          <w:rFonts w:ascii="Arial Narrow" w:hAnsi="Arial Narrow"/>
+        </w:rPr>
+        <w:t xml:space="preserve"/>
       </w:r>
     </w:p>
     <w:p>
@@ -2218,14 +2218,14 @@
           <w:rStyle w:val="normaltextrun"/>
           <w:rFonts w:ascii="Arial Narrow" w:hAnsi="Arial Narrow"/>
         </w:rPr>
-        <w:t>En el presente caso,</w:t>
+        <w:t xml:space="preserve">En el presente caso, [APELLIDO] adjuntó a su escrito del 10 de diciembre de 2025, la copia de la constancia de presentación del PDT correspondiente a la Declaración Jurada de Pago Mensual del Impuesto a la Renta de Tercera Categoría; así como, el PDT-IGV-Renta Mensual del ejercicio correspondiente al 2024 (año anterior a la interposición de la denuncia).</w:t>
       </w:r>
       <w:r>
         <w:rPr>
           <w:rStyle w:val="normaltextrun"/>
           <w:rFonts w:ascii="Arial Narrow" w:hAnsi="Arial Narrow"/>
         </w:rPr>
-        <w:t xml:space="preserve"> </w:t>
+        <w:t xml:space="preserve"/>
       </w:r>
       <w:proofErr w:type="spellStart"/>
       <w:r>
@@ -2233,7 +2233,7 @@
           <w:rFonts w:ascii="Arial Narrow" w:hAnsi="Arial Narrow"/>
           <w:color w:val="auto"/>
         </w:rPr>
-        <w:t>Layconsa</w:t>
+        <w:t/>
       </w:r>
       <w:proofErr w:type="spellEnd"/>
       <w:r>
@@ -2241,74 +2241,74 @@
           <w:rFonts w:ascii="Arial Narrow" w:hAnsi="Arial Narrow"/>
           <w:color w:val="auto"/>
         </w:rPr>
-        <w:t xml:space="preserve"> </w:t>
-      </w:r>
-      <w:r>
-        <w:rPr>
-          <w:rFonts w:ascii="Arial Narrow" w:hAnsi="Arial Narrow"/>
-          <w:color w:val="auto"/>
-        </w:rPr>
-        <w:t>adjuntó a su</w:t>
-      </w:r>
-      <w:r>
-        <w:rPr>
-          <w:rFonts w:ascii="Arial Narrow" w:hAnsi="Arial Narrow"/>
-          <w:color w:val="auto"/>
-        </w:rPr>
-        <w:t xml:space="preserve"> escrito </w:t>
-      </w:r>
-      <w:r>
-        <w:rPr>
-          <w:rFonts w:ascii="Arial Narrow" w:hAnsi="Arial Narrow"/>
-          <w:color w:val="auto"/>
-        </w:rPr>
-        <w:t>d</w:t>
-      </w:r>
-      <w:r>
-        <w:rPr>
-          <w:rFonts w:ascii="Arial Narrow" w:hAnsi="Arial Narrow"/>
-          <w:color w:val="auto"/>
-        </w:rPr>
-        <w:t xml:space="preserve">el </w:t>
-      </w:r>
-      <w:r>
-        <w:rPr>
-          <w:rFonts w:ascii="Arial Narrow" w:hAnsi="Arial Narrow"/>
-        </w:rPr>
-        <w:t>10 de diciembre de 2025</w:t>
+        <w:t xml:space="preserve"/>
+      </w:r>
+      <w:r>
+        <w:rPr>
+          <w:rFonts w:ascii="Arial Narrow" w:hAnsi="Arial Narrow"/>
+          <w:color w:val="auto"/>
+        </w:rPr>
+        <w:t/>
+      </w:r>
+      <w:r>
+        <w:rPr>
+          <w:rFonts w:ascii="Arial Narrow" w:hAnsi="Arial Narrow"/>
+          <w:color w:val="auto"/>
+        </w:rPr>
+        <w:t xml:space="preserve"/>
+      </w:r>
+      <w:r>
+        <w:rPr>
+          <w:rFonts w:ascii="Arial Narrow" w:hAnsi="Arial Narrow"/>
+          <w:color w:val="auto"/>
+        </w:rPr>
+        <w:t/>
+      </w:r>
+      <w:r>
+        <w:rPr>
+          <w:rFonts w:ascii="Arial Narrow" w:hAnsi="Arial Narrow"/>
+          <w:color w:val="auto"/>
+        </w:rPr>
+        <w:t xml:space="preserve"/>
+      </w:r>
+      <w:r>
+        <w:rPr>
+          <w:rFonts w:ascii="Arial Narrow" w:hAnsi="Arial Narrow"/>
+        </w:rPr>
+        <w:t/>
       </w:r>
       <w:r>
         <w:rPr>
           <w:rStyle w:val="normaltextrun"/>
           <w:rFonts w:ascii="Arial Narrow" w:hAnsi="Arial Narrow"/>
         </w:rPr>
-        <w:t xml:space="preserve">, la copia de la constancia de presentación del PDT correspondiente a la Declaración Jurada de Pago Mensual del Impuesto a la Renta de Tercera Categoría; así como, el PDT-IGV-Renta Mensual </w:t>
-      </w:r>
-      <w:r>
-        <w:rPr>
-          <w:rFonts w:ascii="Arial Narrow" w:hAnsi="Arial Narrow"/>
-        </w:rPr>
-        <w:t xml:space="preserve">del </w:t>
-      </w:r>
-      <w:r>
-        <w:rPr>
-          <w:rFonts w:ascii="Arial Narrow" w:hAnsi="Arial Narrow"/>
-        </w:rPr>
-        <w:t xml:space="preserve">ejercicio </w:t>
+        <w:t xml:space="preserve"/>
+      </w:r>
+      <w:r>
+        <w:rPr>
+          <w:rFonts w:ascii="Arial Narrow" w:hAnsi="Arial Narrow"/>
+        </w:rPr>
+        <w:t xml:space="preserve"/>
+      </w:r>
+      <w:r>
+        <w:rPr>
+          <w:rFonts w:ascii="Arial Narrow" w:hAnsi="Arial Narrow"/>
+        </w:rPr>
+        <w:t xml:space="preserve"/>
       </w:r>
       <w:r>
         <w:rPr>
           <w:rFonts w:ascii="Arial Narrow" w:eastAsia="Times New Roman" w:hAnsi="Arial Narrow"/>
           <w:color w:val="000000" w:themeColor="text1"/>
         </w:rPr>
-        <w:t>correspondiente al 2024 (año anterior a la interposición de la denuncia)</w:t>
+        <w:t/>
       </w:r>
       <w:r>
         <w:rPr>
           <w:rStyle w:val="normaltextrun"/>
           <w:rFonts w:ascii="Arial Narrow" w:hAnsi="Arial Narrow"/>
         </w:rPr>
-        <w:t>.</w:t>
+        <w:t/>
       </w:r>
     </w:p>
     <w:p>
@@ -2391,27 +2391,27 @@
           <w:rFonts w:ascii="Arial Narrow" w:hAnsi="Arial Narrow"/>
           <w:color w:val="auto"/>
         </w:rPr>
-        <w:t xml:space="preserve">En consecuencia, conforme a lo dispuesto en el artículo 85 del Código Tributario, la Secretaría Técnica considera que corresponde declarar la confidencialidad de la información contenida en las copias de las declaraciones juradas mensuales (PDT-IGV Renta mensual) del Impuesto General a las Ventas (IGV) e Impuesto a la Renta (IR) </w:t>
-      </w:r>
-      <w:r>
-        <w:rPr>
-          <w:rFonts w:ascii="Arial Narrow" w:hAnsi="Arial Narrow"/>
-        </w:rPr>
-        <w:t xml:space="preserve">del ejercicio </w:t>
+        <w:t xml:space="preserve">En consecuencia, conforme a lo dispuesto en el artículo 85 del Código Tributario, la Secretaría Técnica considera que corresponde declarar la confidencialidad de la información contenida en las copias de las declaraciones juradas mensuales (PDT-IGV Renta mensual) del Impuesto General a las Ventas (IGV) e Impuesto a la Renta (IR) del ejercicio correspondiente al periodo 2024 [APELLIDO] que obra en el documento 3 denominado “DJA 2024 - 20100190100 (2).PDF” y el documento 4 denominado “REPORTEEC_REPORTETRIEEFF_20100190100_20251009082224 (2).PDF” de la pieza  5 del expediente; referidas a las declaraciones mensuales (PDT-IGV Renta mensual) del Impuesto General a las Ventas (IGV) e Impuesto a la Renta (IR) completas del ejercicio correspondiente al año/periodo 2024 ; precisándose que la confidencialidad declarada deberá mantenerse permanentemente.</w:t>
+      </w:r>
+      <w:r>
+        <w:rPr>
+          <w:rFonts w:ascii="Arial Narrow" w:hAnsi="Arial Narrow"/>
+        </w:rPr>
+        <w:t xml:space="preserve"/>
       </w:r>
       <w:r>
         <w:rPr>
           <w:rFonts w:ascii="Arial Narrow" w:eastAsia="Times New Roman" w:hAnsi="Arial Narrow"/>
           <w:color w:val="000000" w:themeColor="text1"/>
         </w:rPr>
-        <w:t xml:space="preserve">correspondiente al periodo 2024 </w:t>
-      </w:r>
-      <w:r>
-        <w:rPr>
-          <w:rFonts w:ascii="Arial Narrow" w:hAnsi="Arial Narrow"/>
-          <w:color w:val="auto"/>
-        </w:rPr>
-        <w:t xml:space="preserve">de </w:t>
+        <w:t xml:space="preserve"/>
+      </w:r>
+      <w:r>
+        <w:rPr>
+          <w:rFonts w:ascii="Arial Narrow" w:hAnsi="Arial Narrow"/>
+          <w:color w:val="auto"/>
+        </w:rPr>
+        <w:t xml:space="preserve"/>
       </w:r>
       <w:proofErr w:type="spellStart"/>
       <w:r>
@@ -2419,7 +2419,7 @@
           <w:rFonts w:ascii="Arial Narrow" w:hAnsi="Arial Narrow"/>
           <w:color w:val="auto"/>
         </w:rPr>
-        <w:t>Layconsa</w:t>
+        <w:t/>
       </w:r>
       <w:proofErr w:type="spellEnd"/>
       <w:r>
@@ -2427,27 +2427,27 @@
           <w:rFonts w:ascii="Arial Narrow" w:eastAsia="Times New Roman" w:hAnsi="Arial Narrow"/>
           <w:color w:val="000000" w:themeColor="text1"/>
         </w:rPr>
-        <w:t xml:space="preserve"> </w:t>
+        <w:t xml:space="preserve"/>
       </w:r>
       <w:r>
         <w:rPr>
           <w:rFonts w:ascii="Arial Narrow" w:eastAsia="Times New Roman" w:hAnsi="Arial Narrow"/>
           <w:color w:val="000000" w:themeColor="text1"/>
         </w:rPr>
-        <w:t xml:space="preserve">que </w:t>
-      </w:r>
-      <w:r>
-        <w:rPr>
-          <w:rFonts w:ascii="Arial Narrow" w:hAnsi="Arial Narrow"/>
-        </w:rPr>
-        <w:t xml:space="preserve">obra en el documento 3 denominado “DJA 2024 - 20100190100 (2).PDF” y el documento 4 denominado </w:t>
+        <w:t xml:space="preserve"/>
+      </w:r>
+      <w:r>
+        <w:rPr>
+          <w:rFonts w:ascii="Arial Narrow" w:hAnsi="Arial Narrow"/>
+        </w:rPr>
+        <w:t xml:space="preserve"/>
       </w:r>
       <w:r>
         <w:rPr>
           <w:rFonts w:ascii="Arial Narrow" w:hAnsi="Arial Narrow"/>
         </w:rPr>
         <w:lastRenderedPageBreak/>
-        <w:t xml:space="preserve">“REPORTEEC_REPORTETRIEEFF_20100190100_20251009082224 (2).PDF” de la pieza </w:t>
+        <w:t xml:space="preserve"/>
       </w:r>
       <w:proofErr w:type="spellStart"/>
       <w:r>
@@ -2461,42 +2461,42 @@
         <w:rPr>
           <w:rFonts w:ascii="Arial Narrow" w:hAnsi="Arial Narrow"/>
         </w:rPr>
-        <w:t xml:space="preserve"> 5 del expediente</w:t>
-      </w:r>
-      <w:r>
-        <w:rPr>
-          <w:rFonts w:ascii="Arial Narrow" w:hAnsi="Arial Narrow"/>
-          <w:color w:val="auto"/>
-        </w:rPr>
-        <w:t>;</w:t>
-      </w:r>
-      <w:r>
-        <w:rPr>
-          <w:rFonts w:ascii="Arial Narrow" w:hAnsi="Arial Narrow"/>
-          <w:color w:val="auto"/>
-        </w:rPr>
-        <w:t xml:space="preserve"> referidas a las declaraciones mensuales (PDT-IGV Renta mensual) del Impuesto General a las Ventas (IGV) e Impuesto a la Renta (IR) completas del ejercicio </w:t>
+        <w:t xml:space="preserve"/>
+      </w:r>
+      <w:r>
+        <w:rPr>
+          <w:rFonts w:ascii="Arial Narrow" w:hAnsi="Arial Narrow"/>
+          <w:color w:val="auto"/>
+        </w:rPr>
+        <w:t/>
+      </w:r>
+      <w:r>
+        <w:rPr>
+          <w:rFonts w:ascii="Arial Narrow" w:hAnsi="Arial Narrow"/>
+          <w:color w:val="auto"/>
+        </w:rPr>
+        <w:t xml:space="preserve"/>
       </w:r>
       <w:r>
         <w:rPr>
           <w:rFonts w:ascii="Arial Narrow" w:eastAsia="Times New Roman" w:hAnsi="Arial Narrow"/>
           <w:color w:val="000000" w:themeColor="text1"/>
         </w:rPr>
-        <w:t xml:space="preserve">correspondiente al </w:t>
+        <w:t xml:space="preserve"/>
       </w:r>
       <w:r>
         <w:rPr>
           <w:rFonts w:ascii="Arial Narrow" w:eastAsia="Times New Roman" w:hAnsi="Arial Narrow"/>
           <w:color w:val="000000" w:themeColor="text1"/>
         </w:rPr>
-        <w:t>año/</w:t>
+        <w:t/>
       </w:r>
       <w:r>
         <w:rPr>
           <w:rFonts w:ascii="Arial Narrow" w:eastAsia="Times New Roman" w:hAnsi="Arial Narrow"/>
           <w:color w:val="000000" w:themeColor="text1"/>
         </w:rPr>
-        <w:t xml:space="preserve">periodo </w:t>
+        <w:t xml:space="preserve"/>
       </w:r>
       <w:r>
         <w:rPr>
@@ -2504,28 +2504,28 @@
           <w:color w:val="000000" w:themeColor="text1"/>
           <w:u w:val="single"/>
         </w:rPr>
-        <w:t>2024</w:t>
+        <w:t/>
       </w:r>
       <w:r>
         <w:rPr>
           <w:rFonts w:ascii="Arial Narrow" w:eastAsia="Times New Roman" w:hAnsi="Arial Narrow"/>
           <w:color w:val="000000" w:themeColor="text1"/>
         </w:rPr>
-        <w:t xml:space="preserve"> </w:t>
-      </w:r>
-      <w:r>
-        <w:rPr>
-          <w:rFonts w:ascii="Arial Narrow" w:hAnsi="Arial Narrow"/>
-          <w:color w:val="auto"/>
-        </w:rPr>
-        <w:t>; precisándose que la confidencialidad declarada deberá mantenerse permanentemente</w:t>
-      </w:r>
-      <w:r>
-        <w:rPr>
-          <w:rFonts w:ascii="Arial Narrow" w:hAnsi="Arial Narrow"/>
-          <w:color w:val="auto"/>
-        </w:rPr>
-        <w:t>.</w:t>
+        <w:t xml:space="preserve"/>
+      </w:r>
+      <w:r>
+        <w:rPr>
+          <w:rFonts w:ascii="Arial Narrow" w:hAnsi="Arial Narrow"/>
+          <w:color w:val="auto"/>
+        </w:rPr>
+        <w:t/>
+      </w:r>
+      <w:r>
+        <w:rPr>
+          <w:rFonts w:ascii="Arial Narrow" w:hAnsi="Arial Narrow"/>
+          <w:color w:val="auto"/>
+        </w:rPr>
+        <w:t/>
       </w:r>
     </w:p>
     <w:p>
@@ -2653,42 +2653,42 @@
           <w:bCs/>
           <w:color w:val="auto"/>
         </w:rPr>
-        <w:t xml:space="preserve">PRIMERO: </w:t>
-      </w:r>
-      <w:r>
-        <w:rPr>
-          <w:rFonts w:ascii="Arial Narrow" w:hAnsi="Arial Narrow"/>
-          <w:color w:val="auto"/>
-        </w:rPr>
-        <w:t>calificar</w:t>
-      </w:r>
-      <w:r>
-        <w:rPr>
-          <w:rFonts w:ascii="Arial Narrow" w:hAnsi="Arial Narrow"/>
-          <w:color w:val="auto"/>
-        </w:rPr>
-        <w:t>, de oficio,</w:t>
-      </w:r>
-      <w:r>
-        <w:rPr>
-          <w:rFonts w:ascii="Arial Narrow" w:hAnsi="Arial Narrow"/>
-          <w:color w:val="auto"/>
-        </w:rPr>
-        <w:t xml:space="preserve"> como confidencial la información presentada por</w:t>
-      </w:r>
-      <w:r>
-        <w:rPr>
-          <w:rFonts w:ascii="Arial Narrow" w:hAnsi="Arial Narrow"/>
-          <w:color w:val="auto"/>
-        </w:rPr>
-        <w:t xml:space="preserve"> </w:t>
-      </w:r>
-      <w:r>
-        <w:rPr>
-          <w:rFonts w:ascii="Arial Narrow" w:hAnsi="Arial Narrow"/>
-          <w:color w:val="auto"/>
-        </w:rPr>
-        <w:t xml:space="preserve">Lápices y Conexos S.A. </w:t>
+        <w:t xml:space="preserve">PRIMERO: calificar, de oficio, como confidencial la información presentada por [DENUNCIANTE] el 10 de diciembre de 2025, la cual obra en el documento 3 denominado “DJA 2024 - 20100190100 (2).PDF” y el documento 4 denominado “REPORTEEC_REPORTETRIEEFF_20100190100_20251009082224 (2).PDF” de la pieza  5 del expediente; referidas a las declaraciones mensuales (PDT-IGV Renta mensual) del Impuesto General a las Ventas (IGV) e Impuesto a la Renta (IR) completas del ejercicio correspondiente al año/periodo 2024; precisándose que la confidencialidad declarada deberá mantenerse permanentemente.</w:t>
+      </w:r>
+      <w:r>
+        <w:rPr>
+          <w:rFonts w:ascii="Arial Narrow" w:hAnsi="Arial Narrow"/>
+          <w:color w:val="auto"/>
+        </w:rPr>
+        <w:t/>
+      </w:r>
+      <w:r>
+        <w:rPr>
+          <w:rFonts w:ascii="Arial Narrow" w:hAnsi="Arial Narrow"/>
+          <w:color w:val="auto"/>
+        </w:rPr>
+        <w:t/>
+      </w:r>
+      <w:r>
+        <w:rPr>
+          <w:rFonts w:ascii="Arial Narrow" w:hAnsi="Arial Narrow"/>
+          <w:color w:val="auto"/>
+        </w:rPr>
+        <w:t xml:space="preserve"/>
+      </w:r>
+      <w:r>
+        <w:rPr>
+          <w:rFonts w:ascii="Arial Narrow" w:hAnsi="Arial Narrow"/>
+          <w:color w:val="auto"/>
+        </w:rPr>
+        <w:t xml:space="preserve"/>
+      </w:r>
+      <w:r>
+        <w:rPr>
+          <w:rFonts w:ascii="Arial Narrow" w:hAnsi="Arial Narrow"/>
+          <w:color w:val="auto"/>
+        </w:rPr>
+        <w:t xml:space="preserve"/>
       </w:r>
       <w:proofErr w:type="spellStart"/>
       <w:r>
@@ -2696,7 +2696,7 @@
           <w:rFonts w:ascii="Arial Narrow" w:hAnsi="Arial Narrow"/>
           <w:color w:val="auto"/>
         </w:rPr>
-        <w:t>Layconsa</w:t>
+        <w:t/>
       </w:r>
       <w:proofErr w:type="spellEnd"/>
       <w:r>
@@ -2704,119 +2704,119 @@
           <w:rFonts w:ascii="Arial Narrow" w:hAnsi="Arial Narrow"/>
           <w:color w:val="auto"/>
         </w:rPr>
-        <w:t xml:space="preserve"> </w:t>
-      </w:r>
-      <w:r>
-        <w:rPr>
-          <w:rFonts w:ascii="Arial Narrow" w:hAnsi="Arial Narrow"/>
-        </w:rPr>
-        <w:t>el</w:t>
-      </w:r>
-      <w:r>
-        <w:rPr>
-          <w:rFonts w:ascii="Arial Narrow" w:hAnsi="Arial Narrow"/>
-        </w:rPr>
-        <w:t xml:space="preserve"> </w:t>
-      </w:r>
-      <w:r>
-        <w:rPr>
-          <w:rFonts w:ascii="Arial Narrow" w:hAnsi="Arial Narrow"/>
-          <w:color w:val="auto"/>
-        </w:rPr>
-        <w:t>10 de diciembre de 2025</w:t>
-      </w:r>
-      <w:r>
-        <w:rPr>
-          <w:rFonts w:ascii="Arial Narrow" w:hAnsi="Arial Narrow"/>
-          <w:color w:val="auto"/>
-        </w:rPr>
-        <w:t>,</w:t>
-      </w:r>
-      <w:r>
-        <w:rPr>
-          <w:rFonts w:ascii="Arial Narrow" w:hAnsi="Arial Narrow"/>
-          <w:color w:val="auto"/>
-        </w:rPr>
-        <w:t xml:space="preserve"> </w:t>
-      </w:r>
-      <w:r>
-        <w:rPr>
-          <w:rFonts w:ascii="Arial Narrow" w:hAnsi="Arial Narrow"/>
-          <w:color w:val="auto"/>
-        </w:rPr>
-        <w:t xml:space="preserve">la cual </w:t>
-      </w:r>
-      <w:r>
-        <w:rPr>
-          <w:rFonts w:ascii="Arial Narrow" w:hAnsi="Arial Narrow"/>
-        </w:rPr>
-        <w:t xml:space="preserve">obra en el documento </w:t>
-      </w:r>
-      <w:r>
-        <w:rPr>
-          <w:rFonts w:ascii="Arial Narrow" w:hAnsi="Arial Narrow"/>
-        </w:rPr>
-        <w:t>3</w:t>
-      </w:r>
-      <w:r>
-        <w:rPr>
-          <w:rFonts w:ascii="Arial Narrow" w:hAnsi="Arial Narrow"/>
-        </w:rPr>
-        <w:t xml:space="preserve"> denominado “</w:t>
-      </w:r>
-      <w:r>
-        <w:rPr>
-          <w:rFonts w:ascii="Arial Narrow" w:hAnsi="Arial Narrow"/>
-        </w:rPr>
-        <w:t>DJA 2024 - 20100190100 (2).PDF</w:t>
-      </w:r>
-      <w:r>
-        <w:rPr>
-          <w:rFonts w:ascii="Arial Narrow" w:hAnsi="Arial Narrow"/>
-        </w:rPr>
-        <w:t>”</w:t>
-      </w:r>
-      <w:r>
-        <w:rPr>
-          <w:rFonts w:ascii="Arial Narrow" w:hAnsi="Arial Narrow"/>
-        </w:rPr>
-        <w:t xml:space="preserve"> </w:t>
-      </w:r>
-      <w:r>
-        <w:rPr>
-          <w:rFonts w:ascii="Arial Narrow" w:hAnsi="Arial Narrow"/>
-        </w:rPr>
-        <w:t xml:space="preserve">y </w:t>
-      </w:r>
-      <w:r>
-        <w:rPr>
-          <w:rFonts w:ascii="Arial Narrow" w:hAnsi="Arial Narrow"/>
-        </w:rPr>
-        <w:t xml:space="preserve">el documento </w:t>
-      </w:r>
-      <w:r>
-        <w:rPr>
-          <w:rFonts w:ascii="Arial Narrow" w:hAnsi="Arial Narrow"/>
-        </w:rPr>
-        <w:t>4</w:t>
-      </w:r>
-      <w:r>
-        <w:rPr>
-          <w:rFonts w:ascii="Arial Narrow" w:hAnsi="Arial Narrow"/>
-        </w:rPr>
-        <w:t xml:space="preserve"> denominado “</w:t>
-      </w:r>
-      <w:r>
-        <w:rPr>
-          <w:rFonts w:ascii="Arial Narrow" w:hAnsi="Arial Narrow"/>
-        </w:rPr>
-        <w:t>REPORTEEC_REPORTETRIEEFF_20100190100_20251009082224 (2).PDF</w:t>
-      </w:r>
-      <w:r>
-        <w:rPr>
-          <w:rFonts w:ascii="Arial Narrow" w:hAnsi="Arial Narrow"/>
-        </w:rPr>
-        <w:t xml:space="preserve">” de la pieza </w:t>
+        <w:t xml:space="preserve"/>
+      </w:r>
+      <w:r>
+        <w:rPr>
+          <w:rFonts w:ascii="Arial Narrow" w:hAnsi="Arial Narrow"/>
+        </w:rPr>
+        <w:t/>
+      </w:r>
+      <w:r>
+        <w:rPr>
+          <w:rFonts w:ascii="Arial Narrow" w:hAnsi="Arial Narrow"/>
+        </w:rPr>
+        <w:t xml:space="preserve"/>
+      </w:r>
+      <w:r>
+        <w:rPr>
+          <w:rFonts w:ascii="Arial Narrow" w:hAnsi="Arial Narrow"/>
+          <w:color w:val="auto"/>
+        </w:rPr>
+        <w:t/>
+      </w:r>
+      <w:r>
+        <w:rPr>
+          <w:rFonts w:ascii="Arial Narrow" w:hAnsi="Arial Narrow"/>
+          <w:color w:val="auto"/>
+        </w:rPr>
+        <w:t/>
+      </w:r>
+      <w:r>
+        <w:rPr>
+          <w:rFonts w:ascii="Arial Narrow" w:hAnsi="Arial Narrow"/>
+          <w:color w:val="auto"/>
+        </w:rPr>
+        <w:t xml:space="preserve"/>
+      </w:r>
+      <w:r>
+        <w:rPr>
+          <w:rFonts w:ascii="Arial Narrow" w:hAnsi="Arial Narrow"/>
+          <w:color w:val="auto"/>
+        </w:rPr>
+        <w:t xml:space="preserve"/>
+      </w:r>
+      <w:r>
+        <w:rPr>
+          <w:rFonts w:ascii="Arial Narrow" w:hAnsi="Arial Narrow"/>
+        </w:rPr>
+        <w:t xml:space="preserve"/>
+      </w:r>
+      <w:r>
+        <w:rPr>
+          <w:rFonts w:ascii="Arial Narrow" w:hAnsi="Arial Narrow"/>
+        </w:rPr>
+        <w:t/>
+      </w:r>
+      <w:r>
+        <w:rPr>
+          <w:rFonts w:ascii="Arial Narrow" w:hAnsi="Arial Narrow"/>
+        </w:rPr>
+        <w:t xml:space="preserve"/>
+      </w:r>
+      <w:r>
+        <w:rPr>
+          <w:rFonts w:ascii="Arial Narrow" w:hAnsi="Arial Narrow"/>
+        </w:rPr>
+        <w:t/>
+      </w:r>
+      <w:r>
+        <w:rPr>
+          <w:rFonts w:ascii="Arial Narrow" w:hAnsi="Arial Narrow"/>
+        </w:rPr>
+        <w:t/>
+      </w:r>
+      <w:r>
+        <w:rPr>
+          <w:rFonts w:ascii="Arial Narrow" w:hAnsi="Arial Narrow"/>
+        </w:rPr>
+        <w:t xml:space="preserve"/>
+      </w:r>
+      <w:r>
+        <w:rPr>
+          <w:rFonts w:ascii="Arial Narrow" w:hAnsi="Arial Narrow"/>
+        </w:rPr>
+        <w:t xml:space="preserve"/>
+      </w:r>
+      <w:r>
+        <w:rPr>
+          <w:rFonts w:ascii="Arial Narrow" w:hAnsi="Arial Narrow"/>
+        </w:rPr>
+        <w:t xml:space="preserve"/>
+      </w:r>
+      <w:r>
+        <w:rPr>
+          <w:rFonts w:ascii="Arial Narrow" w:hAnsi="Arial Narrow"/>
+        </w:rPr>
+        <w:t/>
+      </w:r>
+      <w:r>
+        <w:rPr>
+          <w:rFonts w:ascii="Arial Narrow" w:hAnsi="Arial Narrow"/>
+        </w:rPr>
+        <w:t xml:space="preserve"/>
+      </w:r>
+      <w:r>
+        <w:rPr>
+          <w:rFonts w:ascii="Arial Narrow" w:hAnsi="Arial Narrow"/>
+        </w:rPr>
+        <w:t/>
+      </w:r>
+      <w:r>
+        <w:rPr>
+          <w:rFonts w:ascii="Arial Narrow" w:hAnsi="Arial Narrow"/>
+        </w:rPr>
+        <w:t xml:space="preserve"/>
       </w:r>
       <w:proofErr w:type="spellStart"/>
       <w:r>
@@ -2830,74 +2830,74 @@
         <w:rPr>
           <w:rFonts w:ascii="Arial Narrow" w:hAnsi="Arial Narrow"/>
         </w:rPr>
-        <w:t xml:space="preserve"> </w:t>
-      </w:r>
-      <w:r>
-        <w:rPr>
-          <w:rFonts w:ascii="Arial Narrow" w:hAnsi="Arial Narrow"/>
-        </w:rPr>
-        <w:t>5</w:t>
-      </w:r>
-      <w:r>
-        <w:rPr>
-          <w:rFonts w:ascii="Arial Narrow" w:hAnsi="Arial Narrow"/>
-        </w:rPr>
-        <w:t xml:space="preserve"> del </w:t>
-      </w:r>
-      <w:r>
-        <w:rPr>
-          <w:rFonts w:ascii="Arial Narrow" w:hAnsi="Arial Narrow"/>
-        </w:rPr>
-        <w:t>expediente;</w:t>
-      </w:r>
-      <w:r>
-        <w:rPr>
-          <w:rFonts w:ascii="Arial Narrow" w:hAnsi="Arial Narrow"/>
-          <w:color w:val="auto"/>
-        </w:rPr>
-        <w:t xml:space="preserve"> referid</w:t>
-      </w:r>
-      <w:r>
-        <w:rPr>
-          <w:rFonts w:ascii="Arial Narrow" w:hAnsi="Arial Narrow"/>
-          <w:color w:val="auto"/>
-        </w:rPr>
-        <w:t>as</w:t>
-      </w:r>
-      <w:r>
-        <w:rPr>
-          <w:rFonts w:ascii="Arial Narrow" w:hAnsi="Arial Narrow"/>
-          <w:color w:val="auto"/>
-        </w:rPr>
-        <w:t xml:space="preserve"> a</w:t>
-      </w:r>
-      <w:r>
-        <w:rPr>
-          <w:rFonts w:ascii="Arial Narrow" w:hAnsi="Arial Narrow"/>
-          <w:color w:val="auto"/>
-        </w:rPr>
-        <w:t xml:space="preserve"> las declaraciones mensuales (PDT-IGV Renta mensual) del Impuesto General a las Ventas (IGV) e Impuesto a la Renta (IR) </w:t>
-      </w:r>
-      <w:r>
-        <w:rPr>
-          <w:rFonts w:ascii="Arial Narrow" w:hAnsi="Arial Narrow"/>
-          <w:color w:val="auto"/>
-        </w:rPr>
-        <w:t xml:space="preserve">completas del ejercicio </w:t>
+        <w:t xml:space="preserve"/>
+      </w:r>
+      <w:r>
+        <w:rPr>
+          <w:rFonts w:ascii="Arial Narrow" w:hAnsi="Arial Narrow"/>
+        </w:rPr>
+        <w:t/>
+      </w:r>
+      <w:r>
+        <w:rPr>
+          <w:rFonts w:ascii="Arial Narrow" w:hAnsi="Arial Narrow"/>
+        </w:rPr>
+        <w:t xml:space="preserve"/>
+      </w:r>
+      <w:r>
+        <w:rPr>
+          <w:rFonts w:ascii="Arial Narrow" w:hAnsi="Arial Narrow"/>
+        </w:rPr>
+        <w:t/>
+      </w:r>
+      <w:r>
+        <w:rPr>
+          <w:rFonts w:ascii="Arial Narrow" w:hAnsi="Arial Narrow"/>
+          <w:color w:val="auto"/>
+        </w:rPr>
+        <w:t xml:space="preserve"/>
+      </w:r>
+      <w:r>
+        <w:rPr>
+          <w:rFonts w:ascii="Arial Narrow" w:hAnsi="Arial Narrow"/>
+          <w:color w:val="auto"/>
+        </w:rPr>
+        <w:t/>
+      </w:r>
+      <w:r>
+        <w:rPr>
+          <w:rFonts w:ascii="Arial Narrow" w:hAnsi="Arial Narrow"/>
+          <w:color w:val="auto"/>
+        </w:rPr>
+        <w:t xml:space="preserve"/>
+      </w:r>
+      <w:r>
+        <w:rPr>
+          <w:rFonts w:ascii="Arial Narrow" w:hAnsi="Arial Narrow"/>
+          <w:color w:val="auto"/>
+        </w:rPr>
+        <w:t xml:space="preserve"/>
+      </w:r>
+      <w:r>
+        <w:rPr>
+          <w:rFonts w:ascii="Arial Narrow" w:hAnsi="Arial Narrow"/>
+          <w:color w:val="auto"/>
+        </w:rPr>
+        <w:t xml:space="preserve"/>
       </w:r>
       <w:r>
         <w:rPr>
           <w:rFonts w:ascii="Arial Narrow" w:eastAsia="Times New Roman" w:hAnsi="Arial Narrow"/>
           <w:color w:val="000000" w:themeColor="text1"/>
         </w:rPr>
-        <w:t xml:space="preserve">correspondiente al año/periodo 2024; </w:t>
-      </w:r>
-      <w:r>
-        <w:rPr>
-          <w:rFonts w:ascii="Arial Narrow" w:hAnsi="Arial Narrow"/>
-          <w:color w:val="auto"/>
-        </w:rPr>
-        <w:t>precisándose que la confidencialidad declarada deberá mantenerse permanentemente.</w:t>
+        <w:t xml:space="preserve"/>
+      </w:r>
+      <w:r>
+        <w:rPr>
+          <w:rFonts w:ascii="Arial Narrow" w:hAnsi="Arial Narrow"/>
+          <w:color w:val="auto"/>
+        </w:rPr>
+        <w:t/>
       </w:r>
     </w:p>
     <w:p>
@@ -3393,7 +3393,7 @@
           <w:sz w:val="14"/>
           <w:szCs w:val="14"/>
         </w:rPr>
-        <w:t xml:space="preserve"> </w:t>
+        <w:t xml:space="preserve"> Representado por el señor [APELLIDO] Mauricio Paredes Rosales.</w:t>
       </w:r>
       <w:r>
         <w:rPr>
@@ -3409,15 +3409,15 @@
           <w:sz w:val="14"/>
           <w:szCs w:val="14"/>
         </w:rPr>
-        <w:t>Representado por el señor Octavio Mauricio Paredes Rosales</w:t>
-      </w:r>
-      <w:r>
-        <w:rPr>
-          <w:rFonts w:ascii="Arial Narrow" w:hAnsi="Arial Narrow"/>
-          <w:sz w:val="14"/>
-          <w:szCs w:val="14"/>
-        </w:rPr>
-        <w:t>.</w:t>
+        <w:t/>
+      </w:r>
+      <w:r>
+        <w:rPr>
+          <w:rFonts w:ascii="Arial Narrow" w:hAnsi="Arial Narrow"/>
+          <w:sz w:val="14"/>
+          <w:szCs w:val="14"/>
+        </w:rPr>
+        <w:t/>
       </w:r>
     </w:p>
     <w:p>

--- a/plantillas_maestras/12_seguro_transporte_y_carga/negativa_cobertura/2_o_mas_ddos_varios/varios/TPL_2908_2025_SEGURO_TRANSPORTE_Y_CARGA_NEGATIVA_COBERTURA_ASEGURADORA_VARIOS_R430.docx
+++ b/plantillas_maestras/12_seguro_transporte_y_carga/negativa_cobertura/2_o_mas_ddos_varios/varios/TPL_2908_2025_SEGURO_TRANSPORTE_Y_CARGA_NEGATIVA_COBERTURA_ASEGURADORA_VARIOS_R430.docx
@@ -722,7 +722,7 @@
           <w:rFonts w:ascii="Arial Narrow" w:hAnsi="Arial Narrow"/>
           <w:color w:val="auto"/>
         </w:rPr>
-        <w:t xml:space="preserve">[APELLIDO] solicitó, en calidad de medida correctiva, que Mapfre cumpla con: (i) otorgar la cobertura de la Póliza  2502330000017, la cual incluye la cobertura de la Cláusula del Instituto para Cargamentos (A), más la Cobertura de Robo por Asalto, contratada de acuerdo con los términos establecidos en la póliza y se le otorgue la suma de US$ 68 787,93 a raíz del robo por asalto perpetrado por banda criminal; siniestro de fecha 13 junio 2024; y, (ii) realizar el apercibimiento a su personal de siniestros, sobre el respeto a los derechos de los Consumidores establecidos en el Código de Protección y Defensa al Consumidor, Ley N 29719 y su Reglamento. Asimismo, requirió el reembolso de costos y costas del presente procedimiento.</w:t>
+        <w:t xml:space="preserve">[APELLIDO] solicitó, en calidad de medida correctiva, que Mapfre cumpla con: (i) otorgar la cobertura de la Póliza 2502330000017, la cual incluye la cobertura de la Cláusula del Instituto para Cargamentos (A), más la Cobertura de Robo por Asalto, contratada de acuerdo con los términos establecidos en la póliza y se le otorgue la suma de US$ 68 787,93 a raíz del robo por asalto perpetrado por banda criminal; siniestro de fecha 13 junio 2024; y, (ii) realizar el apercibimiento a su personal de siniestros, sobre el respeto a los derechos de los Consumidores establecidos en el Código de Protección y Defensa al Consumidor, Ley N 29719 y su Reglamento. Asimismo, requirió el reembolso de costos y costas del presente procedimiento.</w:t>
       </w:r>
       <w:proofErr w:type="spellEnd"/>
       <w:r>
@@ -1255,7 +1255,7 @@
         <w:rPr>
           <w:rFonts w:ascii="Arial Narrow" w:hAnsi="Arial Narrow"/>
         </w:rPr>
-        <w:t xml:space="preserve">El 19 de julio de 2023, el Pleno de la Comisión de Protección al Consumidor  1 (en adelante, Comisión) acordó delegar a la Secretaría Técnica de la Comisión de Protección al Consumidor 1 (en adelante, la Secretaría Técnica) la facultad de calificar y declarar la confidencialidad de la información solicitada a pedido de parte o de oficio, en el marco de la tramitación de los procedimientos de protección al consumidor, en primera y segunda instancia administrativa. En ese sentido, corresponde emitir un pronunciamiento respecto a la confidencialidad de la documentación presentada por [APELLIDO]. </w:t>
+        <w:t xml:space="preserve">El 19 de julio de 2023, el Pleno de la Comisión de Protección al Consumidor 1 (en adelante, Comisión) acordó delegar a la Secretaría Técnica de la Comisión de Protección al Consumidor 1 (en adelante, la Secretaría Técnica) la facultad de calificar y declarar la confidencialidad de la información solicitada a pedido de parte o de oficio, en el marco de la tramitación de los procedimientos de protección al consumidor, en primera y segunda instancia administrativa. En ese sentido, corresponde emitir un pronunciamiento respecto a la confidencialidad de la documentación presentada por [APELLIDO]. </w:t>
       </w:r>
       <w:r>
         <w:rPr>
@@ -2391,7 +2391,7 @@
           <w:rFonts w:ascii="Arial Narrow" w:hAnsi="Arial Narrow"/>
           <w:color w:val="auto"/>
         </w:rPr>
-        <w:t xml:space="preserve">En consecuencia, conforme a lo dispuesto en el artículo 85 del Código Tributario, la Secretaría Técnica considera que corresponde declarar la confidencialidad de la información contenida en las copias de las declaraciones juradas mensuales (PDT-IGV Renta mensual) del Impuesto General a las Ventas (IGV) e Impuesto a la Renta (IR) del ejercicio correspondiente al periodo 2024 [APELLIDO] que obra en el documento 3 denominado “DJA 2024 - 20100190100 (2).PDF” y el documento 4 denominado “REPORTEEC_REPORTETRIEEFF_20100190100_20251009082224 (2).PDF” de la pieza  5 del expediente; referidas a las declaraciones mensuales (PDT-IGV Renta mensual) del Impuesto General a las Ventas (IGV) e Impuesto a la Renta (IR) completas del ejercicio correspondiente al año/periodo 2024 ; precisándose que la confidencialidad declarada deberá mantenerse permanentemente.</w:t>
+        <w:t xml:space="preserve">En consecuencia, conforme a lo dispuesto en el artículo 85 del Código Tributario, la Secretaría Técnica considera que corresponde declarar la confidencialidad de la información contenida en las copias de las declaraciones juradas mensuales (PDT-IGV Renta mensual) del Impuesto General a las Ventas (IGV) e Impuesto a la Renta (IR) del ejercicio correspondiente al periodo 2024 [APELLIDO] que obra en el documento 3 denominado “DJA 2024 - 20100190100 (2).PDF” y el documento 4 denominado “REPORTEEC_REPORTETRIEEFF_20100190100_20251009082224 (2).PDF” de la pieza 5 del expediente; referidas a las declaraciones mensuales (PDT-IGV Renta mensual) del Impuesto General a las Ventas (IGV) e Impuesto a la Renta (IR) completas del ejercicio correspondiente al año/periodo 2024 ; precisándose que la confidencialidad declarada deberá mantenerse permanentemente.</w:t>
       </w:r>
       <w:r>
         <w:rPr>
@@ -2653,7 +2653,7 @@
           <w:bCs/>
           <w:color w:val="auto"/>
         </w:rPr>
-        <w:t xml:space="preserve">PRIMERO: calificar, de oficio, como confidencial la información presentada por [DENUNCIANTE] el 10 de diciembre de 2025, la cual obra en el documento 3 denominado “DJA 2024 - 20100190100 (2).PDF” y el documento 4 denominado “REPORTEEC_REPORTETRIEEFF_20100190100_20251009082224 (2).PDF” de la pieza  5 del expediente; referidas a las declaraciones mensuales (PDT-IGV Renta mensual) del Impuesto General a las Ventas (IGV) e Impuesto a la Renta (IR) completas del ejercicio correspondiente al año/periodo 2024; precisándose que la confidencialidad declarada deberá mantenerse permanentemente.</w:t>
+        <w:t xml:space="preserve">PRIMERO: calificar, de oficio, como confidencial la información presentada por [DENUNCIANTE] el 10 de diciembre de 2025, la cual obra en el documento 3 denominado “DJA 2024 - 20100190100 (2).PDF” y el documento 4 denominado “REPORTEEC_REPORTETRIEEFF_20100190100_20251009082224 (2).PDF” de la pieza 5 del expediente; referidas a las declaraciones mensuales (PDT-IGV Renta mensual) del Impuesto General a las Ventas (IGV) e Impuesto a la Renta (IR) completas del ejercicio correspondiente al año/periodo 2024; precisándose que la confidencialidad declarada deberá mantenerse permanentemente.</w:t>
       </w:r>
       <w:r>
         <w:rPr>
@@ -3393,7 +3393,7 @@
           <w:sz w:val="14"/>
           <w:szCs w:val="14"/>
         </w:rPr>
-        <w:t xml:space="preserve"> Representado por el señor [APELLIDO] Mauricio Paredes Rosales.</w:t>
+        <w:t xml:space="preserve"> Representado por el señor [APELLIDO] .</w:t>
       </w:r>
       <w:r>
         <w:rPr>
